--- a/discrete_math/second_term/Добкес_ДЗ_6.docx
+++ b/discrete_math/second_term/Добкес_ДЗ_6.docx
@@ -91,21 +91,7 @@
           <w:b/>
           <w:bCs/>
         </w:rPr>
-        <w:t xml:space="preserve">Вариант </w:t>
-      </w:r>
-      <w:r>
-        <w:rPr>
-          <w:b/>
-          <w:bCs/>
-        </w:rPr>
-        <w:t>1</w:t>
-      </w:r>
-      <w:r>
-        <w:rPr>
-          <w:b/>
-          <w:bCs/>
-        </w:rPr>
-        <w:t>8</w:t>
+        <w:t>Дискретная математика</w:t>
       </w:r>
     </w:p>
     <w:p>
@@ -116,13 +102,6 @@
           <w:bCs/>
         </w:rPr>
       </w:pPr>
-      <w:r>
-        <w:rPr>
-          <w:b/>
-          <w:bCs/>
-        </w:rPr>
-        <w:t>Дискретная математика</w:t>
-      </w:r>
     </w:p>
     <w:p>
       <w:pPr>
@@ -235,3107 +214,99 @@
         <w:t>6</w:t>
       </w:r>
     </w:p>
-    <w:tbl>
-      <w:tblPr>
-        <w:tblStyle w:val="TableGrid"/>
-        <w:tblW w:w="9351" w:type="dxa"/>
-        <w:tblLook w:val="04A0" w:firstRow="1" w:lastRow="0" w:firstColumn="1" w:lastColumn="0" w:noHBand="0" w:noVBand="1"/>
-      </w:tblPr>
-      <w:tblGrid>
-        <w:gridCol w:w="4531"/>
-        <w:gridCol w:w="4820"/>
-      </w:tblGrid>
-      <w:tr>
-        <w:tc>
-          <w:tcPr>
-            <w:tcW w:w="4531" w:type="dxa"/>
-          </w:tcPr>
-          <w:p>
-            <w:r>
-              <w:lastRenderedPageBreak/>
-              <w:t>Вариант</w:t>
-            </w:r>
-          </w:p>
-        </w:tc>
-        <w:tc>
-          <w:tcPr>
-            <w:tcW w:w="4820" w:type="dxa"/>
-          </w:tcPr>
-          <w:p>
-            <w:pPr>
-              <w:rPr>
-                <w:lang w:val="en-US"/>
-              </w:rPr>
-            </w:pPr>
-            <w:r>
-              <w:rPr>
-                <w:lang w:val="en-US"/>
-              </w:rPr>
-              <w:t>18</w:t>
-            </w:r>
-          </w:p>
-        </w:tc>
-      </w:tr>
-    </w:tbl>
     <w:p>
       <w:pPr>
         <w:rPr>
-          <w:lang w:val="en-US"/>
+          <w:rFonts w:ascii="Arial" w:hAnsi="Arial" w:cs="Arial"/>
+          <w:b/>
+          <w:bCs/>
+          <w:color w:val="1D1D1F"/>
+          <w:sz w:val="32"/>
+          <w:szCs w:val="32"/>
+          <w:shd w:val="clear" w:color="auto" w:fill="FFFFFF"/>
         </w:rPr>
       </w:pPr>
+      <w:r>
+        <w:rPr>
+          <w:rFonts w:ascii="Arial" w:hAnsi="Arial" w:cs="Arial"/>
+          <w:b/>
+          <w:bCs/>
+          <w:color w:val="1D1D1F"/>
+          <w:sz w:val="32"/>
+          <w:szCs w:val="32"/>
+          <w:shd w:val="clear" w:color="auto" w:fill="FFFFFF"/>
+        </w:rPr>
+        <w:lastRenderedPageBreak/>
+        <w:t>Решение</w:t>
+      </w:r>
+    </w:p>
+    <w:p>
+      <w:pPr>
+        <w:rPr>
+          <w:rFonts w:ascii="Arial" w:hAnsi="Arial" w:cs="Arial"/>
+          <w:color w:val="1D1D1F"/>
+          <w:shd w:val="clear" w:color="auto" w:fill="FFFFFF"/>
+        </w:rPr>
+      </w:pPr>
+      <w:r>
+        <w:rPr>
+          <w:rFonts w:ascii="Arial" w:hAnsi="Arial" w:cs="Arial"/>
+          <w:color w:val="1D1D1F"/>
+          <w:shd w:val="clear" w:color="auto" w:fill="FFFFFF"/>
+        </w:rPr>
+        <w:t>Построим знаковый ориентированный граф, который будет показывать финансовые обязательства между людьми. Вершины графа – это люди. Есть ребро (u, v) =&gt; u дал v деньги в долг. Если на ребре стоит +, то это значит, что v вернул долг. Если на ребре стоит минус, то значит, что v не вернул долг.</w:t>
+      </w:r>
     </w:p>
     <w:p>
       <w:r>
-        <w:t>Дано</w:t>
-      </w:r>
-      <w:r>
-        <w:t xml:space="preserve">: Исходная таблица соединений </w:t>
-      </w:r>
-      <w:r>
         <w:rPr>
-          <w:lang w:val="en-US"/>
+          <w:noProof/>
         </w:rPr>
-        <w:t>R</w:t>
-      </w:r>
-      <w:r>
-        <w:t>:</w:t>
+        <w:drawing>
+          <wp:inline distT="0" distB="0" distL="0" distR="0" wp14:anchorId="501DC2E4" wp14:editId="6095D254">
+            <wp:extent cx="5939790" cy="4940300"/>
+            <wp:effectExtent l="0" t="0" r="3810" b="0"/>
+            <wp:docPr id="1358674683" name="Picture 1" descr="A diagram of a network&#10;&#10;AI-generated content may be incorrect."/>
+            <wp:cNvGraphicFramePr>
+              <a:graphicFrameLocks xmlns:a="http://schemas.openxmlformats.org/drawingml/2006/main" noChangeAspect="1"/>
+            </wp:cNvGraphicFramePr>
+            <a:graphic xmlns:a="http://schemas.openxmlformats.org/drawingml/2006/main">
+              <a:graphicData uri="http://schemas.openxmlformats.org/drawingml/2006/picture">
+                <pic:pic xmlns:pic="http://schemas.openxmlformats.org/drawingml/2006/picture">
+                  <pic:nvPicPr>
+                    <pic:cNvPr id="1358674683" name="Picture 1" descr="A diagram of a network&#10;&#10;AI-generated content may be incorrect."/>
+                    <pic:cNvPicPr/>
+                  </pic:nvPicPr>
+                  <pic:blipFill>
+                    <a:blip r:embed="rId8">
+                      <a:extLst>
+                        <a:ext uri="{28A0092B-C50C-407E-A947-70E740481C1C}">
+                          <a14:useLocalDpi xmlns:a14="http://schemas.microsoft.com/office/drawing/2010/main" val="0"/>
+                        </a:ext>
+                      </a:extLst>
+                    </a:blip>
+                    <a:stretch>
+                      <a:fillRect/>
+                    </a:stretch>
+                  </pic:blipFill>
+                  <pic:spPr>
+                    <a:xfrm>
+                      <a:off x="0" y="0"/>
+                      <a:ext cx="5939790" cy="4940300"/>
+                    </a:xfrm>
+                    <a:prstGeom prst="rect">
+                      <a:avLst/>
+                    </a:prstGeom>
+                  </pic:spPr>
+                </pic:pic>
+              </a:graphicData>
+            </a:graphic>
+          </wp:inline>
+        </w:drawing>
       </w:r>
     </w:p>
-    <w:tbl>
-      <w:tblPr>
-        <w:tblStyle w:val="TableGrid"/>
-        <w:tblW w:w="0" w:type="auto"/>
-        <w:tblLook w:val="04A0" w:firstRow="1" w:lastRow="0" w:firstColumn="1" w:lastColumn="0" w:noHBand="0" w:noVBand="1"/>
-      </w:tblPr>
-      <w:tblGrid>
-        <w:gridCol w:w="718"/>
-        <w:gridCol w:w="718"/>
-        <w:gridCol w:w="718"/>
-        <w:gridCol w:w="719"/>
-        <w:gridCol w:w="719"/>
-        <w:gridCol w:w="719"/>
-        <w:gridCol w:w="719"/>
-        <w:gridCol w:w="719"/>
-        <w:gridCol w:w="719"/>
-        <w:gridCol w:w="719"/>
-        <w:gridCol w:w="719"/>
-        <w:gridCol w:w="719"/>
-        <w:gridCol w:w="719"/>
-      </w:tblGrid>
-      <w:tr>
-        <w:tc>
-          <w:tcPr>
-            <w:tcW w:w="718" w:type="dxa"/>
-            <w:vAlign w:val="bottom"/>
-          </w:tcPr>
-          <w:p>
-            <w:pPr>
-              <w:rPr>
-                <w:lang w:val="en-US"/>
-              </w:rPr>
-            </w:pPr>
-            <w:r>
-              <w:rPr>
-                <w:rFonts w:ascii="Calibri" w:hAnsi="Calibri" w:cs="Calibri"/>
-                <w:color w:val="000000"/>
-              </w:rPr>
-              <w:t>V/V</w:t>
-            </w:r>
-          </w:p>
-        </w:tc>
-        <w:tc>
-          <w:tcPr>
-            <w:tcW w:w="718" w:type="dxa"/>
-            <w:vAlign w:val="bottom"/>
-          </w:tcPr>
-          <w:p>
-            <w:pPr>
-              <w:rPr>
-                <w:lang w:val="en-US"/>
-              </w:rPr>
-            </w:pPr>
-            <w:r>
-              <w:rPr>
-                <w:rFonts w:ascii="Calibri" w:hAnsi="Calibri" w:cs="Calibri"/>
-                <w:color w:val="000000"/>
-              </w:rPr>
-              <w:t>e1</w:t>
-            </w:r>
-          </w:p>
-        </w:tc>
-        <w:tc>
-          <w:tcPr>
-            <w:tcW w:w="718" w:type="dxa"/>
-            <w:vAlign w:val="bottom"/>
-          </w:tcPr>
-          <w:p>
-            <w:pPr>
-              <w:rPr>
-                <w:lang w:val="en-US"/>
-              </w:rPr>
-            </w:pPr>
-            <w:r>
-              <w:rPr>
-                <w:rFonts w:ascii="Calibri" w:hAnsi="Calibri" w:cs="Calibri"/>
-                <w:color w:val="000000"/>
-              </w:rPr>
-              <w:t>e2</w:t>
-            </w:r>
-          </w:p>
-        </w:tc>
-        <w:tc>
-          <w:tcPr>
-            <w:tcW w:w="719" w:type="dxa"/>
-            <w:vAlign w:val="bottom"/>
-          </w:tcPr>
-          <w:p>
-            <w:pPr>
-              <w:rPr>
-                <w:lang w:val="en-US"/>
-              </w:rPr>
-            </w:pPr>
-            <w:r>
-              <w:rPr>
-                <w:rFonts w:ascii="Calibri" w:hAnsi="Calibri" w:cs="Calibri"/>
-                <w:color w:val="000000"/>
-              </w:rPr>
-              <w:t>e3</w:t>
-            </w:r>
-          </w:p>
-        </w:tc>
-        <w:tc>
-          <w:tcPr>
-            <w:tcW w:w="719" w:type="dxa"/>
-            <w:vAlign w:val="bottom"/>
-          </w:tcPr>
-          <w:p>
-            <w:pPr>
-              <w:rPr>
-                <w:lang w:val="en-US"/>
-              </w:rPr>
-            </w:pPr>
-            <w:r>
-              <w:rPr>
-                <w:rFonts w:ascii="Calibri" w:hAnsi="Calibri" w:cs="Calibri"/>
-                <w:color w:val="000000"/>
-              </w:rPr>
-              <w:t>e4</w:t>
-            </w:r>
-          </w:p>
-        </w:tc>
-        <w:tc>
-          <w:tcPr>
-            <w:tcW w:w="719" w:type="dxa"/>
-            <w:vAlign w:val="bottom"/>
-          </w:tcPr>
-          <w:p>
-            <w:pPr>
-              <w:rPr>
-                <w:lang w:val="en-US"/>
-              </w:rPr>
-            </w:pPr>
-            <w:r>
-              <w:rPr>
-                <w:rFonts w:ascii="Calibri" w:hAnsi="Calibri" w:cs="Calibri"/>
-                <w:color w:val="000000"/>
-              </w:rPr>
-              <w:t>e5</w:t>
-            </w:r>
-          </w:p>
-        </w:tc>
-        <w:tc>
-          <w:tcPr>
-            <w:tcW w:w="719" w:type="dxa"/>
-            <w:vAlign w:val="bottom"/>
-          </w:tcPr>
-          <w:p>
-            <w:pPr>
-              <w:rPr>
-                <w:lang w:val="en-US"/>
-              </w:rPr>
-            </w:pPr>
-            <w:r>
-              <w:rPr>
-                <w:rFonts w:ascii="Calibri" w:hAnsi="Calibri" w:cs="Calibri"/>
-                <w:color w:val="000000"/>
-              </w:rPr>
-              <w:t>e6</w:t>
-            </w:r>
-          </w:p>
-        </w:tc>
-        <w:tc>
-          <w:tcPr>
-            <w:tcW w:w="719" w:type="dxa"/>
-            <w:vAlign w:val="bottom"/>
-          </w:tcPr>
-          <w:p>
-            <w:pPr>
-              <w:rPr>
-                <w:lang w:val="en-US"/>
-              </w:rPr>
-            </w:pPr>
-            <w:r>
-              <w:rPr>
-                <w:rFonts w:ascii="Calibri" w:hAnsi="Calibri" w:cs="Calibri"/>
-                <w:color w:val="000000"/>
-              </w:rPr>
-              <w:t>e7</w:t>
-            </w:r>
-          </w:p>
-        </w:tc>
-        <w:tc>
-          <w:tcPr>
-            <w:tcW w:w="719" w:type="dxa"/>
-            <w:vAlign w:val="bottom"/>
-          </w:tcPr>
-          <w:p>
-            <w:pPr>
-              <w:rPr>
-                <w:lang w:val="en-US"/>
-              </w:rPr>
-            </w:pPr>
-            <w:r>
-              <w:rPr>
-                <w:rFonts w:ascii="Calibri" w:hAnsi="Calibri" w:cs="Calibri"/>
-                <w:color w:val="000000"/>
-              </w:rPr>
-              <w:t>e8</w:t>
-            </w:r>
-          </w:p>
-        </w:tc>
-        <w:tc>
-          <w:tcPr>
-            <w:tcW w:w="719" w:type="dxa"/>
-            <w:vAlign w:val="bottom"/>
-          </w:tcPr>
-          <w:p>
-            <w:pPr>
-              <w:rPr>
-                <w:lang w:val="en-US"/>
-              </w:rPr>
-            </w:pPr>
-            <w:r>
-              <w:rPr>
-                <w:rFonts w:ascii="Calibri" w:hAnsi="Calibri" w:cs="Calibri"/>
-                <w:color w:val="000000"/>
-              </w:rPr>
-              <w:t>e9</w:t>
-            </w:r>
-          </w:p>
-        </w:tc>
-        <w:tc>
-          <w:tcPr>
-            <w:tcW w:w="719" w:type="dxa"/>
-            <w:vAlign w:val="bottom"/>
-          </w:tcPr>
-          <w:p>
-            <w:pPr>
-              <w:rPr>
-                <w:lang w:val="en-US"/>
-              </w:rPr>
-            </w:pPr>
-            <w:r>
-              <w:rPr>
-                <w:rFonts w:ascii="Calibri" w:hAnsi="Calibri" w:cs="Calibri"/>
-                <w:color w:val="000000"/>
-              </w:rPr>
-              <w:t>e10</w:t>
-            </w:r>
-          </w:p>
-        </w:tc>
-        <w:tc>
-          <w:tcPr>
-            <w:tcW w:w="719" w:type="dxa"/>
-            <w:vAlign w:val="bottom"/>
-          </w:tcPr>
-          <w:p>
-            <w:pPr>
-              <w:rPr>
-                <w:lang w:val="en-US"/>
-              </w:rPr>
-            </w:pPr>
-            <w:r>
-              <w:rPr>
-                <w:rFonts w:ascii="Calibri" w:hAnsi="Calibri" w:cs="Calibri"/>
-                <w:color w:val="000000"/>
-              </w:rPr>
-              <w:t>e11</w:t>
-            </w:r>
-          </w:p>
-        </w:tc>
-        <w:tc>
-          <w:tcPr>
-            <w:tcW w:w="719" w:type="dxa"/>
-            <w:vAlign w:val="bottom"/>
-          </w:tcPr>
-          <w:p>
-            <w:pPr>
-              <w:rPr>
-                <w:lang w:val="en-US"/>
-              </w:rPr>
-            </w:pPr>
-            <w:r>
-              <w:rPr>
-                <w:rFonts w:ascii="Calibri" w:hAnsi="Calibri" w:cs="Calibri"/>
-                <w:color w:val="000000"/>
-              </w:rPr>
-              <w:t>e12</w:t>
-            </w:r>
-          </w:p>
-        </w:tc>
-      </w:tr>
-      <w:tr>
-        <w:tc>
-          <w:tcPr>
-            <w:tcW w:w="718" w:type="dxa"/>
-            <w:vAlign w:val="bottom"/>
-          </w:tcPr>
-          <w:p>
-            <w:pPr>
-              <w:rPr>
-                <w:lang w:val="en-US"/>
-              </w:rPr>
-            </w:pPr>
-            <w:r>
-              <w:rPr>
-                <w:rFonts w:ascii="Calibri" w:hAnsi="Calibri" w:cs="Calibri"/>
-                <w:color w:val="000000"/>
-              </w:rPr>
-              <w:t>e1</w:t>
-            </w:r>
-          </w:p>
-        </w:tc>
-        <w:tc>
-          <w:tcPr>
-            <w:tcW w:w="718" w:type="dxa"/>
-            <w:vAlign w:val="bottom"/>
-          </w:tcPr>
-          <w:p>
-            <w:pPr>
-              <w:rPr>
-                <w:lang w:val="en-US"/>
-              </w:rPr>
-            </w:pPr>
-            <w:r>
-              <w:rPr>
-                <w:rFonts w:ascii="Calibri" w:hAnsi="Calibri" w:cs="Calibri"/>
-                <w:color w:val="000000"/>
-              </w:rPr>
-              <w:t>0</w:t>
-            </w:r>
-          </w:p>
-        </w:tc>
-        <w:tc>
-          <w:tcPr>
-            <w:tcW w:w="718" w:type="dxa"/>
-            <w:vAlign w:val="bottom"/>
-          </w:tcPr>
-          <w:p>
-            <w:pPr>
-              <w:rPr>
-                <w:lang w:val="en-US"/>
-              </w:rPr>
-            </w:pPr>
-          </w:p>
-        </w:tc>
-        <w:tc>
-          <w:tcPr>
-            <w:tcW w:w="719" w:type="dxa"/>
-            <w:vAlign w:val="bottom"/>
-          </w:tcPr>
-          <w:p>
-            <w:pPr>
-              <w:rPr>
-                <w:lang w:val="en-US"/>
-              </w:rPr>
-            </w:pPr>
-            <w:r>
-              <w:rPr>
-                <w:rFonts w:ascii="Calibri" w:hAnsi="Calibri" w:cs="Calibri"/>
-                <w:color w:val="000000"/>
-              </w:rPr>
-              <w:t>1</w:t>
-            </w:r>
-          </w:p>
-        </w:tc>
-        <w:tc>
-          <w:tcPr>
-            <w:tcW w:w="719" w:type="dxa"/>
-            <w:vAlign w:val="bottom"/>
-          </w:tcPr>
-          <w:p>
-            <w:pPr>
-              <w:rPr>
-                <w:lang w:val="en-US"/>
-              </w:rPr>
-            </w:pPr>
-            <w:r>
-              <w:rPr>
-                <w:rFonts w:ascii="Calibri" w:hAnsi="Calibri" w:cs="Calibri"/>
-                <w:color w:val="000000"/>
-              </w:rPr>
-              <w:t>2</w:t>
-            </w:r>
-          </w:p>
-        </w:tc>
-        <w:tc>
-          <w:tcPr>
-            <w:tcW w:w="719" w:type="dxa"/>
-            <w:vAlign w:val="bottom"/>
-          </w:tcPr>
-          <w:p>
-            <w:pPr>
-              <w:rPr>
-                <w:lang w:val="en-US"/>
-              </w:rPr>
-            </w:pPr>
-            <w:r>
-              <w:rPr>
-                <w:rFonts w:ascii="Calibri" w:hAnsi="Calibri" w:cs="Calibri"/>
-                <w:color w:val="000000"/>
-              </w:rPr>
-              <w:t>4</w:t>
-            </w:r>
-          </w:p>
-        </w:tc>
-        <w:tc>
-          <w:tcPr>
-            <w:tcW w:w="719" w:type="dxa"/>
-            <w:vAlign w:val="bottom"/>
-          </w:tcPr>
-          <w:p>
-            <w:pPr>
-              <w:rPr>
-                <w:lang w:val="en-US"/>
-              </w:rPr>
-            </w:pPr>
-            <w:r>
-              <w:rPr>
-                <w:rFonts w:ascii="Calibri" w:hAnsi="Calibri" w:cs="Calibri"/>
-                <w:color w:val="000000"/>
-              </w:rPr>
-              <w:t>5</w:t>
-            </w:r>
-          </w:p>
-        </w:tc>
-        <w:tc>
-          <w:tcPr>
-            <w:tcW w:w="719" w:type="dxa"/>
-            <w:vAlign w:val="bottom"/>
-          </w:tcPr>
-          <w:p>
-            <w:pPr>
-              <w:rPr>
-                <w:lang w:val="en-US"/>
-              </w:rPr>
-            </w:pPr>
-            <w:r>
-              <w:rPr>
-                <w:rFonts w:ascii="Calibri" w:hAnsi="Calibri" w:cs="Calibri"/>
-                <w:color w:val="000000"/>
-              </w:rPr>
-              <w:t>2</w:t>
-            </w:r>
-          </w:p>
-        </w:tc>
-        <w:tc>
-          <w:tcPr>
-            <w:tcW w:w="719" w:type="dxa"/>
-            <w:vAlign w:val="bottom"/>
-          </w:tcPr>
-          <w:p>
-            <w:pPr>
-              <w:rPr>
-                <w:lang w:val="en-US"/>
-              </w:rPr>
-            </w:pPr>
-            <w:r>
-              <w:rPr>
-                <w:rFonts w:ascii="Calibri" w:hAnsi="Calibri" w:cs="Calibri"/>
-                <w:color w:val="000000"/>
-              </w:rPr>
-              <w:t>3</w:t>
-            </w:r>
-          </w:p>
-        </w:tc>
-        <w:tc>
-          <w:tcPr>
-            <w:tcW w:w="719" w:type="dxa"/>
-            <w:vAlign w:val="bottom"/>
-          </w:tcPr>
-          <w:p>
-            <w:pPr>
-              <w:rPr>
-                <w:lang w:val="en-US"/>
-              </w:rPr>
-            </w:pPr>
-            <w:r>
-              <w:rPr>
-                <w:rFonts w:ascii="Calibri" w:hAnsi="Calibri" w:cs="Calibri"/>
-                <w:color w:val="000000"/>
-              </w:rPr>
-              <w:t>4</w:t>
-            </w:r>
-          </w:p>
-        </w:tc>
-        <w:tc>
-          <w:tcPr>
-            <w:tcW w:w="719" w:type="dxa"/>
-            <w:vAlign w:val="bottom"/>
-          </w:tcPr>
-          <w:p>
-            <w:pPr>
-              <w:rPr>
-                <w:lang w:val="en-US"/>
-              </w:rPr>
-            </w:pPr>
-            <w:r>
-              <w:rPr>
-                <w:rFonts w:ascii="Calibri" w:hAnsi="Calibri" w:cs="Calibri"/>
-                <w:color w:val="000000"/>
-              </w:rPr>
-              <w:t>2</w:t>
-            </w:r>
-          </w:p>
-        </w:tc>
-        <w:tc>
-          <w:tcPr>
-            <w:tcW w:w="719" w:type="dxa"/>
-            <w:vAlign w:val="bottom"/>
-          </w:tcPr>
-          <w:p>
-            <w:pPr>
-              <w:rPr>
-                <w:lang w:val="en-US"/>
-              </w:rPr>
-            </w:pPr>
-            <w:r>
-              <w:rPr>
-                <w:rFonts w:ascii="Calibri" w:hAnsi="Calibri" w:cs="Calibri"/>
-                <w:color w:val="000000"/>
-              </w:rPr>
-              <w:t>2</w:t>
-            </w:r>
-          </w:p>
-        </w:tc>
-        <w:tc>
-          <w:tcPr>
-            <w:tcW w:w="719" w:type="dxa"/>
-            <w:vAlign w:val="bottom"/>
-          </w:tcPr>
-          <w:p>
-            <w:pPr>
-              <w:rPr>
-                <w:lang w:val="en-US"/>
-              </w:rPr>
-            </w:pPr>
-          </w:p>
-        </w:tc>
-      </w:tr>
-      <w:tr>
-        <w:tc>
-          <w:tcPr>
-            <w:tcW w:w="718" w:type="dxa"/>
-            <w:vAlign w:val="bottom"/>
-          </w:tcPr>
-          <w:p>
-            <w:pPr>
-              <w:rPr>
-                <w:lang w:val="en-US"/>
-              </w:rPr>
-            </w:pPr>
-            <w:r>
-              <w:rPr>
-                <w:rFonts w:ascii="Calibri" w:hAnsi="Calibri" w:cs="Calibri"/>
-                <w:color w:val="000000"/>
-              </w:rPr>
-              <w:t>e2</w:t>
-            </w:r>
-          </w:p>
-        </w:tc>
-        <w:tc>
-          <w:tcPr>
-            <w:tcW w:w="718" w:type="dxa"/>
-            <w:vAlign w:val="bottom"/>
-          </w:tcPr>
-          <w:p>
-            <w:pPr>
-              <w:rPr>
-                <w:lang w:val="en-US"/>
-              </w:rPr>
-            </w:pPr>
-          </w:p>
-        </w:tc>
-        <w:tc>
-          <w:tcPr>
-            <w:tcW w:w="718" w:type="dxa"/>
-            <w:vAlign w:val="bottom"/>
-          </w:tcPr>
-          <w:p>
-            <w:pPr>
-              <w:rPr>
-                <w:lang w:val="en-US"/>
-              </w:rPr>
-            </w:pPr>
-            <w:r>
-              <w:rPr>
-                <w:rFonts w:ascii="Calibri" w:hAnsi="Calibri" w:cs="Calibri"/>
-                <w:color w:val="000000"/>
-              </w:rPr>
-              <w:t>0</w:t>
-            </w:r>
-          </w:p>
-        </w:tc>
-        <w:tc>
-          <w:tcPr>
-            <w:tcW w:w="719" w:type="dxa"/>
-            <w:vAlign w:val="bottom"/>
-          </w:tcPr>
-          <w:p>
-            <w:pPr>
-              <w:rPr>
-                <w:lang w:val="en-US"/>
-              </w:rPr>
-            </w:pPr>
-            <w:r>
-              <w:rPr>
-                <w:rFonts w:ascii="Calibri" w:hAnsi="Calibri" w:cs="Calibri"/>
-                <w:color w:val="000000"/>
-              </w:rPr>
-              <w:t>4</w:t>
-            </w:r>
-          </w:p>
-        </w:tc>
-        <w:tc>
-          <w:tcPr>
-            <w:tcW w:w="719" w:type="dxa"/>
-            <w:vAlign w:val="bottom"/>
-          </w:tcPr>
-          <w:p>
-            <w:pPr>
-              <w:rPr>
-                <w:lang w:val="en-US"/>
-              </w:rPr>
-            </w:pPr>
-            <w:r>
-              <w:rPr>
-                <w:rFonts w:ascii="Calibri" w:hAnsi="Calibri" w:cs="Calibri"/>
-                <w:color w:val="000000"/>
-              </w:rPr>
-              <w:t>2</w:t>
-            </w:r>
-          </w:p>
-        </w:tc>
-        <w:tc>
-          <w:tcPr>
-            <w:tcW w:w="719" w:type="dxa"/>
-            <w:vAlign w:val="bottom"/>
-          </w:tcPr>
-          <w:p>
-            <w:pPr>
-              <w:rPr>
-                <w:lang w:val="en-US"/>
-              </w:rPr>
-            </w:pPr>
-          </w:p>
-        </w:tc>
-        <w:tc>
-          <w:tcPr>
-            <w:tcW w:w="719" w:type="dxa"/>
-            <w:vAlign w:val="bottom"/>
-          </w:tcPr>
-          <w:p>
-            <w:pPr>
-              <w:rPr>
-                <w:lang w:val="en-US"/>
-              </w:rPr>
-            </w:pPr>
-          </w:p>
-        </w:tc>
-        <w:tc>
-          <w:tcPr>
-            <w:tcW w:w="719" w:type="dxa"/>
-            <w:vAlign w:val="bottom"/>
-          </w:tcPr>
-          <w:p>
-            <w:pPr>
-              <w:rPr>
-                <w:lang w:val="en-US"/>
-              </w:rPr>
-            </w:pPr>
-            <w:r>
-              <w:rPr>
-                <w:rFonts w:ascii="Calibri" w:hAnsi="Calibri" w:cs="Calibri"/>
-                <w:color w:val="000000"/>
-              </w:rPr>
-              <w:t>2</w:t>
-            </w:r>
-          </w:p>
-        </w:tc>
-        <w:tc>
-          <w:tcPr>
-            <w:tcW w:w="719" w:type="dxa"/>
-            <w:vAlign w:val="bottom"/>
-          </w:tcPr>
-          <w:p>
-            <w:pPr>
-              <w:rPr>
-                <w:lang w:val="en-US"/>
-              </w:rPr>
-            </w:pPr>
-            <w:r>
-              <w:rPr>
-                <w:rFonts w:ascii="Calibri" w:hAnsi="Calibri" w:cs="Calibri"/>
-                <w:color w:val="000000"/>
-              </w:rPr>
-              <w:t>1</w:t>
-            </w:r>
-          </w:p>
-        </w:tc>
-        <w:tc>
-          <w:tcPr>
-            <w:tcW w:w="719" w:type="dxa"/>
-            <w:vAlign w:val="bottom"/>
-          </w:tcPr>
-          <w:p>
-            <w:pPr>
-              <w:rPr>
-                <w:lang w:val="en-US"/>
-              </w:rPr>
-            </w:pPr>
-            <w:r>
-              <w:rPr>
-                <w:rFonts w:ascii="Calibri" w:hAnsi="Calibri" w:cs="Calibri"/>
-                <w:color w:val="000000"/>
-              </w:rPr>
-              <w:t>4</w:t>
-            </w:r>
-          </w:p>
-        </w:tc>
-        <w:tc>
-          <w:tcPr>
-            <w:tcW w:w="719" w:type="dxa"/>
-            <w:vAlign w:val="bottom"/>
-          </w:tcPr>
-          <w:p>
-            <w:pPr>
-              <w:rPr>
-                <w:lang w:val="en-US"/>
-              </w:rPr>
-            </w:pPr>
-          </w:p>
-        </w:tc>
-        <w:tc>
-          <w:tcPr>
-            <w:tcW w:w="719" w:type="dxa"/>
-            <w:vAlign w:val="bottom"/>
-          </w:tcPr>
-          <w:p>
-            <w:pPr>
-              <w:rPr>
-                <w:lang w:val="en-US"/>
-              </w:rPr>
-            </w:pPr>
-          </w:p>
-        </w:tc>
-        <w:tc>
-          <w:tcPr>
-            <w:tcW w:w="719" w:type="dxa"/>
-            <w:vAlign w:val="bottom"/>
-          </w:tcPr>
-          <w:p>
-            <w:pPr>
-              <w:rPr>
-                <w:lang w:val="en-US"/>
-              </w:rPr>
-            </w:pPr>
-            <w:r>
-              <w:rPr>
-                <w:rFonts w:ascii="Calibri" w:hAnsi="Calibri" w:cs="Calibri"/>
-                <w:color w:val="000000"/>
-              </w:rPr>
-              <w:t>2</w:t>
-            </w:r>
-          </w:p>
-        </w:tc>
-      </w:tr>
-      <w:tr>
-        <w:tc>
-          <w:tcPr>
-            <w:tcW w:w="718" w:type="dxa"/>
-            <w:vAlign w:val="bottom"/>
-          </w:tcPr>
-          <w:p>
-            <w:pPr>
-              <w:rPr>
-                <w:lang w:val="en-US"/>
-              </w:rPr>
-            </w:pPr>
-            <w:r>
-              <w:rPr>
-                <w:rFonts w:ascii="Calibri" w:hAnsi="Calibri" w:cs="Calibri"/>
-                <w:color w:val="000000"/>
-              </w:rPr>
-              <w:t>e3</w:t>
-            </w:r>
-          </w:p>
-        </w:tc>
-        <w:tc>
-          <w:tcPr>
-            <w:tcW w:w="718" w:type="dxa"/>
-            <w:vAlign w:val="bottom"/>
-          </w:tcPr>
-          <w:p>
-            <w:pPr>
-              <w:rPr>
-                <w:lang w:val="en-US"/>
-              </w:rPr>
-            </w:pPr>
-            <w:r>
-              <w:rPr>
-                <w:rFonts w:ascii="Calibri" w:hAnsi="Calibri" w:cs="Calibri"/>
-                <w:color w:val="000000"/>
-              </w:rPr>
-              <w:t>1</w:t>
-            </w:r>
-          </w:p>
-        </w:tc>
-        <w:tc>
-          <w:tcPr>
-            <w:tcW w:w="718" w:type="dxa"/>
-            <w:vAlign w:val="bottom"/>
-          </w:tcPr>
-          <w:p>
-            <w:pPr>
-              <w:rPr>
-                <w:lang w:val="en-US"/>
-              </w:rPr>
-            </w:pPr>
-            <w:r>
-              <w:rPr>
-                <w:rFonts w:ascii="Calibri" w:hAnsi="Calibri" w:cs="Calibri"/>
-                <w:color w:val="000000"/>
-              </w:rPr>
-              <w:t>4</w:t>
-            </w:r>
-          </w:p>
-        </w:tc>
-        <w:tc>
-          <w:tcPr>
-            <w:tcW w:w="719" w:type="dxa"/>
-            <w:vAlign w:val="bottom"/>
-          </w:tcPr>
-          <w:p>
-            <w:pPr>
-              <w:rPr>
-                <w:lang w:val="en-US"/>
-              </w:rPr>
-            </w:pPr>
-            <w:r>
-              <w:rPr>
-                <w:rFonts w:ascii="Calibri" w:hAnsi="Calibri" w:cs="Calibri"/>
-                <w:color w:val="000000"/>
-              </w:rPr>
-              <w:t>0</w:t>
-            </w:r>
-          </w:p>
-        </w:tc>
-        <w:tc>
-          <w:tcPr>
-            <w:tcW w:w="719" w:type="dxa"/>
-            <w:vAlign w:val="bottom"/>
-          </w:tcPr>
-          <w:p>
-            <w:pPr>
-              <w:rPr>
-                <w:lang w:val="en-US"/>
-              </w:rPr>
-            </w:pPr>
-          </w:p>
-        </w:tc>
-        <w:tc>
-          <w:tcPr>
-            <w:tcW w:w="719" w:type="dxa"/>
-            <w:vAlign w:val="bottom"/>
-          </w:tcPr>
-          <w:p>
-            <w:pPr>
-              <w:rPr>
-                <w:lang w:val="en-US"/>
-              </w:rPr>
-            </w:pPr>
-          </w:p>
-        </w:tc>
-        <w:tc>
-          <w:tcPr>
-            <w:tcW w:w="719" w:type="dxa"/>
-            <w:vAlign w:val="bottom"/>
-          </w:tcPr>
-          <w:p>
-            <w:pPr>
-              <w:rPr>
-                <w:lang w:val="en-US"/>
-              </w:rPr>
-            </w:pPr>
-            <w:r>
-              <w:rPr>
-                <w:rFonts w:ascii="Calibri" w:hAnsi="Calibri" w:cs="Calibri"/>
-                <w:color w:val="000000"/>
-              </w:rPr>
-              <w:t>4</w:t>
-            </w:r>
-          </w:p>
-        </w:tc>
-        <w:tc>
-          <w:tcPr>
-            <w:tcW w:w="719" w:type="dxa"/>
-            <w:vAlign w:val="bottom"/>
-          </w:tcPr>
-          <w:p>
-            <w:pPr>
-              <w:rPr>
-                <w:lang w:val="en-US"/>
-              </w:rPr>
-            </w:pPr>
-          </w:p>
-        </w:tc>
-        <w:tc>
-          <w:tcPr>
-            <w:tcW w:w="719" w:type="dxa"/>
-            <w:vAlign w:val="bottom"/>
-          </w:tcPr>
-          <w:p>
-            <w:pPr>
-              <w:rPr>
-                <w:lang w:val="en-US"/>
-              </w:rPr>
-            </w:pPr>
-            <w:r>
-              <w:rPr>
-                <w:rFonts w:ascii="Calibri" w:hAnsi="Calibri" w:cs="Calibri"/>
-                <w:color w:val="000000"/>
-              </w:rPr>
-              <w:t>5</w:t>
-            </w:r>
-          </w:p>
-        </w:tc>
-        <w:tc>
-          <w:tcPr>
-            <w:tcW w:w="719" w:type="dxa"/>
-            <w:vAlign w:val="bottom"/>
-          </w:tcPr>
-          <w:p>
-            <w:pPr>
-              <w:rPr>
-                <w:lang w:val="en-US"/>
-              </w:rPr>
-            </w:pPr>
-            <w:r>
-              <w:rPr>
-                <w:rFonts w:ascii="Calibri" w:hAnsi="Calibri" w:cs="Calibri"/>
-                <w:color w:val="000000"/>
-              </w:rPr>
-              <w:t>2</w:t>
-            </w:r>
-          </w:p>
-        </w:tc>
-        <w:tc>
-          <w:tcPr>
-            <w:tcW w:w="719" w:type="dxa"/>
-            <w:vAlign w:val="bottom"/>
-          </w:tcPr>
-          <w:p>
-            <w:pPr>
-              <w:rPr>
-                <w:lang w:val="en-US"/>
-              </w:rPr>
-            </w:pPr>
-            <w:r>
-              <w:rPr>
-                <w:rFonts w:ascii="Calibri" w:hAnsi="Calibri" w:cs="Calibri"/>
-                <w:color w:val="000000"/>
-              </w:rPr>
-              <w:t>3</w:t>
-            </w:r>
-          </w:p>
-        </w:tc>
-        <w:tc>
-          <w:tcPr>
-            <w:tcW w:w="719" w:type="dxa"/>
-            <w:vAlign w:val="bottom"/>
-          </w:tcPr>
-          <w:p>
-            <w:pPr>
-              <w:rPr>
-                <w:lang w:val="en-US"/>
-              </w:rPr>
-            </w:pPr>
-            <w:r>
-              <w:rPr>
-                <w:rFonts w:ascii="Calibri" w:hAnsi="Calibri" w:cs="Calibri"/>
-                <w:color w:val="000000"/>
-              </w:rPr>
-              <w:t>2</w:t>
-            </w:r>
-          </w:p>
-        </w:tc>
-        <w:tc>
-          <w:tcPr>
-            <w:tcW w:w="719" w:type="dxa"/>
-            <w:vAlign w:val="bottom"/>
-          </w:tcPr>
-          <w:p>
-            <w:pPr>
-              <w:rPr>
-                <w:lang w:val="en-US"/>
-              </w:rPr>
-            </w:pPr>
-          </w:p>
-        </w:tc>
-      </w:tr>
-      <w:tr>
-        <w:tc>
-          <w:tcPr>
-            <w:tcW w:w="718" w:type="dxa"/>
-            <w:vAlign w:val="bottom"/>
-          </w:tcPr>
-          <w:p>
-            <w:pPr>
-              <w:rPr>
-                <w:lang w:val="en-US"/>
-              </w:rPr>
-            </w:pPr>
-            <w:r>
-              <w:rPr>
-                <w:rFonts w:ascii="Calibri" w:hAnsi="Calibri" w:cs="Calibri"/>
-                <w:color w:val="000000"/>
-              </w:rPr>
-              <w:t>e4</w:t>
-            </w:r>
-          </w:p>
-        </w:tc>
-        <w:tc>
-          <w:tcPr>
-            <w:tcW w:w="718" w:type="dxa"/>
-            <w:vAlign w:val="bottom"/>
-          </w:tcPr>
-          <w:p>
-            <w:pPr>
-              <w:rPr>
-                <w:lang w:val="en-US"/>
-              </w:rPr>
-            </w:pPr>
-            <w:r>
-              <w:rPr>
-                <w:rFonts w:ascii="Calibri" w:hAnsi="Calibri" w:cs="Calibri"/>
-                <w:color w:val="000000"/>
-              </w:rPr>
-              <w:t>2</w:t>
-            </w:r>
-          </w:p>
-        </w:tc>
-        <w:tc>
-          <w:tcPr>
-            <w:tcW w:w="718" w:type="dxa"/>
-            <w:vAlign w:val="bottom"/>
-          </w:tcPr>
-          <w:p>
-            <w:pPr>
-              <w:rPr>
-                <w:lang w:val="en-US"/>
-              </w:rPr>
-            </w:pPr>
-            <w:r>
-              <w:rPr>
-                <w:rFonts w:ascii="Calibri" w:hAnsi="Calibri" w:cs="Calibri"/>
-                <w:color w:val="000000"/>
-              </w:rPr>
-              <w:t>2</w:t>
-            </w:r>
-          </w:p>
-        </w:tc>
-        <w:tc>
-          <w:tcPr>
-            <w:tcW w:w="719" w:type="dxa"/>
-            <w:vAlign w:val="bottom"/>
-          </w:tcPr>
-          <w:p>
-            <w:pPr>
-              <w:rPr>
-                <w:lang w:val="en-US"/>
-              </w:rPr>
-            </w:pPr>
-          </w:p>
-        </w:tc>
-        <w:tc>
-          <w:tcPr>
-            <w:tcW w:w="719" w:type="dxa"/>
-            <w:vAlign w:val="bottom"/>
-          </w:tcPr>
-          <w:p>
-            <w:pPr>
-              <w:rPr>
-                <w:lang w:val="en-US"/>
-              </w:rPr>
-            </w:pPr>
-            <w:r>
-              <w:rPr>
-                <w:rFonts w:ascii="Calibri" w:hAnsi="Calibri" w:cs="Calibri"/>
-                <w:color w:val="000000"/>
-              </w:rPr>
-              <w:t>0</w:t>
-            </w:r>
-          </w:p>
-        </w:tc>
-        <w:tc>
-          <w:tcPr>
-            <w:tcW w:w="719" w:type="dxa"/>
-            <w:vAlign w:val="bottom"/>
-          </w:tcPr>
-          <w:p>
-            <w:pPr>
-              <w:rPr>
-                <w:lang w:val="en-US"/>
-              </w:rPr>
-            </w:pPr>
-          </w:p>
-        </w:tc>
-        <w:tc>
-          <w:tcPr>
-            <w:tcW w:w="719" w:type="dxa"/>
-            <w:vAlign w:val="bottom"/>
-          </w:tcPr>
-          <w:p>
-            <w:pPr>
-              <w:rPr>
-                <w:lang w:val="en-US"/>
-              </w:rPr>
-            </w:pPr>
-            <w:r>
-              <w:rPr>
-                <w:rFonts w:ascii="Calibri" w:hAnsi="Calibri" w:cs="Calibri"/>
-                <w:color w:val="000000"/>
-              </w:rPr>
-              <w:t>3</w:t>
-            </w:r>
-          </w:p>
-        </w:tc>
-        <w:tc>
-          <w:tcPr>
-            <w:tcW w:w="719" w:type="dxa"/>
-            <w:vAlign w:val="bottom"/>
-          </w:tcPr>
-          <w:p>
-            <w:pPr>
-              <w:rPr>
-                <w:lang w:val="en-US"/>
-              </w:rPr>
-            </w:pPr>
-            <w:r>
-              <w:rPr>
-                <w:rFonts w:ascii="Calibri" w:hAnsi="Calibri" w:cs="Calibri"/>
-                <w:color w:val="000000"/>
-              </w:rPr>
-              <w:t>3</w:t>
-            </w:r>
-          </w:p>
-        </w:tc>
-        <w:tc>
-          <w:tcPr>
-            <w:tcW w:w="719" w:type="dxa"/>
-            <w:vAlign w:val="bottom"/>
-          </w:tcPr>
-          <w:p>
-            <w:pPr>
-              <w:rPr>
-                <w:lang w:val="en-US"/>
-              </w:rPr>
-            </w:pPr>
-          </w:p>
-        </w:tc>
-        <w:tc>
-          <w:tcPr>
-            <w:tcW w:w="719" w:type="dxa"/>
-            <w:vAlign w:val="bottom"/>
-          </w:tcPr>
-          <w:p>
-            <w:pPr>
-              <w:rPr>
-                <w:lang w:val="en-US"/>
-              </w:rPr>
-            </w:pPr>
-            <w:r>
-              <w:rPr>
-                <w:rFonts w:ascii="Calibri" w:hAnsi="Calibri" w:cs="Calibri"/>
-                <w:color w:val="000000"/>
-              </w:rPr>
-              <w:t>5</w:t>
-            </w:r>
-          </w:p>
-        </w:tc>
-        <w:tc>
-          <w:tcPr>
-            <w:tcW w:w="719" w:type="dxa"/>
-            <w:vAlign w:val="bottom"/>
-          </w:tcPr>
-          <w:p>
-            <w:pPr>
-              <w:rPr>
-                <w:lang w:val="en-US"/>
-              </w:rPr>
-            </w:pPr>
-            <w:r>
-              <w:rPr>
-                <w:rFonts w:ascii="Calibri" w:hAnsi="Calibri" w:cs="Calibri"/>
-                <w:color w:val="000000"/>
-              </w:rPr>
-              <w:t>5</w:t>
-            </w:r>
-          </w:p>
-        </w:tc>
-        <w:tc>
-          <w:tcPr>
-            <w:tcW w:w="719" w:type="dxa"/>
-            <w:vAlign w:val="bottom"/>
-          </w:tcPr>
-          <w:p>
-            <w:pPr>
-              <w:rPr>
-                <w:lang w:val="en-US"/>
-              </w:rPr>
-            </w:pPr>
-            <w:r>
-              <w:rPr>
-                <w:rFonts w:ascii="Calibri" w:hAnsi="Calibri" w:cs="Calibri"/>
-                <w:color w:val="000000"/>
-              </w:rPr>
-              <w:t>2</w:t>
-            </w:r>
-          </w:p>
-        </w:tc>
-        <w:tc>
-          <w:tcPr>
-            <w:tcW w:w="719" w:type="dxa"/>
-            <w:vAlign w:val="bottom"/>
-          </w:tcPr>
-          <w:p>
-            <w:pPr>
-              <w:rPr>
-                <w:lang w:val="en-US"/>
-              </w:rPr>
-            </w:pPr>
-            <w:r>
-              <w:rPr>
-                <w:rFonts w:ascii="Calibri" w:hAnsi="Calibri" w:cs="Calibri"/>
-                <w:color w:val="000000"/>
-              </w:rPr>
-              <w:t>5</w:t>
-            </w:r>
-          </w:p>
-        </w:tc>
-      </w:tr>
-      <w:tr>
-        <w:tc>
-          <w:tcPr>
-            <w:tcW w:w="718" w:type="dxa"/>
-            <w:vAlign w:val="bottom"/>
-          </w:tcPr>
-          <w:p>
-            <w:pPr>
-              <w:rPr>
-                <w:lang w:val="en-US"/>
-              </w:rPr>
-            </w:pPr>
-            <w:r>
-              <w:rPr>
-                <w:rFonts w:ascii="Calibri" w:hAnsi="Calibri" w:cs="Calibri"/>
-                <w:color w:val="000000"/>
-              </w:rPr>
-              <w:t>e5</w:t>
-            </w:r>
-          </w:p>
-        </w:tc>
-        <w:tc>
-          <w:tcPr>
-            <w:tcW w:w="718" w:type="dxa"/>
-            <w:vAlign w:val="bottom"/>
-          </w:tcPr>
-          <w:p>
-            <w:pPr>
-              <w:rPr>
-                <w:lang w:val="en-US"/>
-              </w:rPr>
-            </w:pPr>
-            <w:r>
-              <w:rPr>
-                <w:rFonts w:ascii="Calibri" w:hAnsi="Calibri" w:cs="Calibri"/>
-                <w:color w:val="000000"/>
-              </w:rPr>
-              <w:t>4</w:t>
-            </w:r>
-          </w:p>
-        </w:tc>
-        <w:tc>
-          <w:tcPr>
-            <w:tcW w:w="718" w:type="dxa"/>
-            <w:vAlign w:val="bottom"/>
-          </w:tcPr>
-          <w:p>
-            <w:pPr>
-              <w:rPr>
-                <w:lang w:val="en-US"/>
-              </w:rPr>
-            </w:pPr>
-          </w:p>
-        </w:tc>
-        <w:tc>
-          <w:tcPr>
-            <w:tcW w:w="719" w:type="dxa"/>
-            <w:vAlign w:val="bottom"/>
-          </w:tcPr>
-          <w:p>
-            <w:pPr>
-              <w:rPr>
-                <w:lang w:val="en-US"/>
-              </w:rPr>
-            </w:pPr>
-          </w:p>
-        </w:tc>
-        <w:tc>
-          <w:tcPr>
-            <w:tcW w:w="719" w:type="dxa"/>
-            <w:vAlign w:val="bottom"/>
-          </w:tcPr>
-          <w:p>
-            <w:pPr>
-              <w:rPr>
-                <w:lang w:val="en-US"/>
-              </w:rPr>
-            </w:pPr>
-          </w:p>
-        </w:tc>
-        <w:tc>
-          <w:tcPr>
-            <w:tcW w:w="719" w:type="dxa"/>
-            <w:vAlign w:val="bottom"/>
-          </w:tcPr>
-          <w:p>
-            <w:pPr>
-              <w:rPr>
-                <w:lang w:val="en-US"/>
-              </w:rPr>
-            </w:pPr>
-            <w:r>
-              <w:rPr>
-                <w:rFonts w:ascii="Calibri" w:hAnsi="Calibri" w:cs="Calibri"/>
-                <w:color w:val="000000"/>
-              </w:rPr>
-              <w:t>0</w:t>
-            </w:r>
-          </w:p>
-        </w:tc>
-        <w:tc>
-          <w:tcPr>
-            <w:tcW w:w="719" w:type="dxa"/>
-            <w:vAlign w:val="bottom"/>
-          </w:tcPr>
-          <w:p>
-            <w:pPr>
-              <w:rPr>
-                <w:lang w:val="en-US"/>
-              </w:rPr>
-            </w:pPr>
-            <w:r>
-              <w:rPr>
-                <w:rFonts w:ascii="Calibri" w:hAnsi="Calibri" w:cs="Calibri"/>
-                <w:color w:val="000000"/>
-              </w:rPr>
-              <w:t>3</w:t>
-            </w:r>
-          </w:p>
-        </w:tc>
-        <w:tc>
-          <w:tcPr>
-            <w:tcW w:w="719" w:type="dxa"/>
-            <w:vAlign w:val="bottom"/>
-          </w:tcPr>
-          <w:p>
-            <w:pPr>
-              <w:rPr>
-                <w:lang w:val="en-US"/>
-              </w:rPr>
-            </w:pPr>
-          </w:p>
-        </w:tc>
-        <w:tc>
-          <w:tcPr>
-            <w:tcW w:w="719" w:type="dxa"/>
-            <w:vAlign w:val="bottom"/>
-          </w:tcPr>
-          <w:p>
-            <w:pPr>
-              <w:rPr>
-                <w:lang w:val="en-US"/>
-              </w:rPr>
-            </w:pPr>
-          </w:p>
-        </w:tc>
-        <w:tc>
-          <w:tcPr>
-            <w:tcW w:w="719" w:type="dxa"/>
-            <w:vAlign w:val="bottom"/>
-          </w:tcPr>
-          <w:p>
-            <w:pPr>
-              <w:rPr>
-                <w:lang w:val="en-US"/>
-              </w:rPr>
-            </w:pPr>
-          </w:p>
-        </w:tc>
-        <w:tc>
-          <w:tcPr>
-            <w:tcW w:w="719" w:type="dxa"/>
-            <w:vAlign w:val="bottom"/>
-          </w:tcPr>
-          <w:p>
-            <w:pPr>
-              <w:rPr>
-                <w:lang w:val="en-US"/>
-              </w:rPr>
-            </w:pPr>
-          </w:p>
-        </w:tc>
-        <w:tc>
-          <w:tcPr>
-            <w:tcW w:w="719" w:type="dxa"/>
-            <w:vAlign w:val="bottom"/>
-          </w:tcPr>
-          <w:p>
-            <w:pPr>
-              <w:rPr>
-                <w:lang w:val="en-US"/>
-              </w:rPr>
-            </w:pPr>
-          </w:p>
-        </w:tc>
-        <w:tc>
-          <w:tcPr>
-            <w:tcW w:w="719" w:type="dxa"/>
-            <w:vAlign w:val="bottom"/>
-          </w:tcPr>
-          <w:p>
-            <w:pPr>
-              <w:rPr>
-                <w:lang w:val="en-US"/>
-              </w:rPr>
-            </w:pPr>
-          </w:p>
-        </w:tc>
-      </w:tr>
-      <w:tr>
-        <w:tc>
-          <w:tcPr>
-            <w:tcW w:w="718" w:type="dxa"/>
-            <w:vAlign w:val="bottom"/>
-          </w:tcPr>
-          <w:p>
-            <w:pPr>
-              <w:rPr>
-                <w:lang w:val="en-US"/>
-              </w:rPr>
-            </w:pPr>
-            <w:r>
-              <w:rPr>
-                <w:rFonts w:ascii="Calibri" w:hAnsi="Calibri" w:cs="Calibri"/>
-                <w:color w:val="000000"/>
-              </w:rPr>
-              <w:t>e6</w:t>
-            </w:r>
-          </w:p>
-        </w:tc>
-        <w:tc>
-          <w:tcPr>
-            <w:tcW w:w="718" w:type="dxa"/>
-            <w:vAlign w:val="bottom"/>
-          </w:tcPr>
-          <w:p>
-            <w:pPr>
-              <w:rPr>
-                <w:lang w:val="en-US"/>
-              </w:rPr>
-            </w:pPr>
-            <w:r>
-              <w:rPr>
-                <w:rFonts w:ascii="Calibri" w:hAnsi="Calibri" w:cs="Calibri"/>
-                <w:color w:val="000000"/>
-              </w:rPr>
-              <w:t>5</w:t>
-            </w:r>
-          </w:p>
-        </w:tc>
-        <w:tc>
-          <w:tcPr>
-            <w:tcW w:w="718" w:type="dxa"/>
-            <w:vAlign w:val="bottom"/>
-          </w:tcPr>
-          <w:p>
-            <w:pPr>
-              <w:rPr>
-                <w:lang w:val="en-US"/>
-              </w:rPr>
-            </w:pPr>
-          </w:p>
-        </w:tc>
-        <w:tc>
-          <w:tcPr>
-            <w:tcW w:w="719" w:type="dxa"/>
-            <w:vAlign w:val="bottom"/>
-          </w:tcPr>
-          <w:p>
-            <w:pPr>
-              <w:rPr>
-                <w:lang w:val="en-US"/>
-              </w:rPr>
-            </w:pPr>
-            <w:r>
-              <w:rPr>
-                <w:rFonts w:ascii="Calibri" w:hAnsi="Calibri" w:cs="Calibri"/>
-                <w:color w:val="000000"/>
-              </w:rPr>
-              <w:t>4</w:t>
-            </w:r>
-          </w:p>
-        </w:tc>
-        <w:tc>
-          <w:tcPr>
-            <w:tcW w:w="719" w:type="dxa"/>
-            <w:vAlign w:val="bottom"/>
-          </w:tcPr>
-          <w:p>
-            <w:pPr>
-              <w:rPr>
-                <w:lang w:val="en-US"/>
-              </w:rPr>
-            </w:pPr>
-            <w:r>
-              <w:rPr>
-                <w:rFonts w:ascii="Calibri" w:hAnsi="Calibri" w:cs="Calibri"/>
-                <w:color w:val="000000"/>
-              </w:rPr>
-              <w:t>3</w:t>
-            </w:r>
-          </w:p>
-        </w:tc>
-        <w:tc>
-          <w:tcPr>
-            <w:tcW w:w="719" w:type="dxa"/>
-            <w:vAlign w:val="bottom"/>
-          </w:tcPr>
-          <w:p>
-            <w:pPr>
-              <w:rPr>
-                <w:lang w:val="en-US"/>
-              </w:rPr>
-            </w:pPr>
-            <w:r>
-              <w:rPr>
-                <w:rFonts w:ascii="Calibri" w:hAnsi="Calibri" w:cs="Calibri"/>
-                <w:color w:val="000000"/>
-              </w:rPr>
-              <w:t>3</w:t>
-            </w:r>
-          </w:p>
-        </w:tc>
-        <w:tc>
-          <w:tcPr>
-            <w:tcW w:w="719" w:type="dxa"/>
-            <w:vAlign w:val="bottom"/>
-          </w:tcPr>
-          <w:p>
-            <w:pPr>
-              <w:rPr>
-                <w:lang w:val="en-US"/>
-              </w:rPr>
-            </w:pPr>
-            <w:r>
-              <w:rPr>
-                <w:rFonts w:ascii="Calibri" w:hAnsi="Calibri" w:cs="Calibri"/>
-                <w:color w:val="000000"/>
-              </w:rPr>
-              <w:t>0</w:t>
-            </w:r>
-          </w:p>
-        </w:tc>
-        <w:tc>
-          <w:tcPr>
-            <w:tcW w:w="719" w:type="dxa"/>
-            <w:vAlign w:val="bottom"/>
-          </w:tcPr>
-          <w:p>
-            <w:pPr>
-              <w:rPr>
-                <w:lang w:val="en-US"/>
-              </w:rPr>
-            </w:pPr>
-          </w:p>
-        </w:tc>
-        <w:tc>
-          <w:tcPr>
-            <w:tcW w:w="719" w:type="dxa"/>
-            <w:vAlign w:val="bottom"/>
-          </w:tcPr>
-          <w:p>
-            <w:pPr>
-              <w:rPr>
-                <w:lang w:val="en-US"/>
-              </w:rPr>
-            </w:pPr>
-            <w:r>
-              <w:rPr>
-                <w:rFonts w:ascii="Calibri" w:hAnsi="Calibri" w:cs="Calibri"/>
-                <w:color w:val="000000"/>
-              </w:rPr>
-              <w:t>5</w:t>
-            </w:r>
-          </w:p>
-        </w:tc>
-        <w:tc>
-          <w:tcPr>
-            <w:tcW w:w="719" w:type="dxa"/>
-            <w:vAlign w:val="bottom"/>
-          </w:tcPr>
-          <w:p>
-            <w:pPr>
-              <w:rPr>
-                <w:lang w:val="en-US"/>
-              </w:rPr>
-            </w:pPr>
-          </w:p>
-        </w:tc>
-        <w:tc>
-          <w:tcPr>
-            <w:tcW w:w="719" w:type="dxa"/>
-            <w:vAlign w:val="bottom"/>
-          </w:tcPr>
-          <w:p>
-            <w:pPr>
-              <w:rPr>
-                <w:lang w:val="en-US"/>
-              </w:rPr>
-            </w:pPr>
-            <w:r>
-              <w:rPr>
-                <w:rFonts w:ascii="Calibri" w:hAnsi="Calibri" w:cs="Calibri"/>
-                <w:color w:val="000000"/>
-              </w:rPr>
-              <w:t>1</w:t>
-            </w:r>
-          </w:p>
-        </w:tc>
-        <w:tc>
-          <w:tcPr>
-            <w:tcW w:w="719" w:type="dxa"/>
-            <w:vAlign w:val="bottom"/>
-          </w:tcPr>
-          <w:p>
-            <w:pPr>
-              <w:rPr>
-                <w:lang w:val="en-US"/>
-              </w:rPr>
-            </w:pPr>
-            <w:r>
-              <w:rPr>
-                <w:rFonts w:ascii="Calibri" w:hAnsi="Calibri" w:cs="Calibri"/>
-                <w:color w:val="000000"/>
-              </w:rPr>
-              <w:t>4</w:t>
-            </w:r>
-          </w:p>
-        </w:tc>
-        <w:tc>
-          <w:tcPr>
-            <w:tcW w:w="719" w:type="dxa"/>
-            <w:vAlign w:val="bottom"/>
-          </w:tcPr>
-          <w:p>
-            <w:pPr>
-              <w:rPr>
-                <w:lang w:val="en-US"/>
-              </w:rPr>
-            </w:pPr>
-            <w:r>
-              <w:rPr>
-                <w:rFonts w:ascii="Calibri" w:hAnsi="Calibri" w:cs="Calibri"/>
-                <w:color w:val="000000"/>
-              </w:rPr>
-              <w:t>5</w:t>
-            </w:r>
-          </w:p>
-        </w:tc>
-      </w:tr>
-      <w:tr>
-        <w:tc>
-          <w:tcPr>
-            <w:tcW w:w="718" w:type="dxa"/>
-            <w:vAlign w:val="bottom"/>
-          </w:tcPr>
-          <w:p>
-            <w:pPr>
-              <w:rPr>
-                <w:lang w:val="en-US"/>
-              </w:rPr>
-            </w:pPr>
-            <w:r>
-              <w:rPr>
-                <w:rFonts w:ascii="Calibri" w:hAnsi="Calibri" w:cs="Calibri"/>
-                <w:color w:val="000000"/>
-              </w:rPr>
-              <w:t>e7</w:t>
-            </w:r>
-          </w:p>
-        </w:tc>
-        <w:tc>
-          <w:tcPr>
-            <w:tcW w:w="718" w:type="dxa"/>
-            <w:vAlign w:val="bottom"/>
-          </w:tcPr>
-          <w:p>
-            <w:pPr>
-              <w:rPr>
-                <w:lang w:val="en-US"/>
-              </w:rPr>
-            </w:pPr>
-            <w:r>
-              <w:rPr>
-                <w:rFonts w:ascii="Calibri" w:hAnsi="Calibri" w:cs="Calibri"/>
-                <w:color w:val="000000"/>
-              </w:rPr>
-              <w:t>2</w:t>
-            </w:r>
-          </w:p>
-        </w:tc>
-        <w:tc>
-          <w:tcPr>
-            <w:tcW w:w="718" w:type="dxa"/>
-            <w:vAlign w:val="bottom"/>
-          </w:tcPr>
-          <w:p>
-            <w:pPr>
-              <w:rPr>
-                <w:lang w:val="en-US"/>
-              </w:rPr>
-            </w:pPr>
-            <w:r>
-              <w:rPr>
-                <w:rFonts w:ascii="Calibri" w:hAnsi="Calibri" w:cs="Calibri"/>
-                <w:color w:val="000000"/>
-              </w:rPr>
-              <w:t>2</w:t>
-            </w:r>
-          </w:p>
-        </w:tc>
-        <w:tc>
-          <w:tcPr>
-            <w:tcW w:w="719" w:type="dxa"/>
-            <w:vAlign w:val="bottom"/>
-          </w:tcPr>
-          <w:p>
-            <w:pPr>
-              <w:rPr>
-                <w:lang w:val="en-US"/>
-              </w:rPr>
-            </w:pPr>
-          </w:p>
-        </w:tc>
-        <w:tc>
-          <w:tcPr>
-            <w:tcW w:w="719" w:type="dxa"/>
-            <w:vAlign w:val="bottom"/>
-          </w:tcPr>
-          <w:p>
-            <w:pPr>
-              <w:rPr>
-                <w:lang w:val="en-US"/>
-              </w:rPr>
-            </w:pPr>
-            <w:r>
-              <w:rPr>
-                <w:rFonts w:ascii="Calibri" w:hAnsi="Calibri" w:cs="Calibri"/>
-                <w:color w:val="000000"/>
-              </w:rPr>
-              <w:t>3</w:t>
-            </w:r>
-          </w:p>
-        </w:tc>
-        <w:tc>
-          <w:tcPr>
-            <w:tcW w:w="719" w:type="dxa"/>
-            <w:vAlign w:val="bottom"/>
-          </w:tcPr>
-          <w:p>
-            <w:pPr>
-              <w:rPr>
-                <w:lang w:val="en-US"/>
-              </w:rPr>
-            </w:pPr>
-          </w:p>
-        </w:tc>
-        <w:tc>
-          <w:tcPr>
-            <w:tcW w:w="719" w:type="dxa"/>
-            <w:vAlign w:val="bottom"/>
-          </w:tcPr>
-          <w:p>
-            <w:pPr>
-              <w:rPr>
-                <w:lang w:val="en-US"/>
-              </w:rPr>
-            </w:pPr>
-          </w:p>
-        </w:tc>
-        <w:tc>
-          <w:tcPr>
-            <w:tcW w:w="719" w:type="dxa"/>
-            <w:vAlign w:val="bottom"/>
-          </w:tcPr>
-          <w:p>
-            <w:pPr>
-              <w:rPr>
-                <w:lang w:val="en-US"/>
-              </w:rPr>
-            </w:pPr>
-            <w:r>
-              <w:rPr>
-                <w:rFonts w:ascii="Calibri" w:hAnsi="Calibri" w:cs="Calibri"/>
-                <w:color w:val="000000"/>
-              </w:rPr>
-              <w:t>0</w:t>
-            </w:r>
-          </w:p>
-        </w:tc>
-        <w:tc>
-          <w:tcPr>
-            <w:tcW w:w="719" w:type="dxa"/>
-            <w:vAlign w:val="bottom"/>
-          </w:tcPr>
-          <w:p>
-            <w:pPr>
-              <w:rPr>
-                <w:lang w:val="en-US"/>
-              </w:rPr>
-            </w:pPr>
-          </w:p>
-        </w:tc>
-        <w:tc>
-          <w:tcPr>
-            <w:tcW w:w="719" w:type="dxa"/>
-            <w:vAlign w:val="bottom"/>
-          </w:tcPr>
-          <w:p>
-            <w:pPr>
-              <w:rPr>
-                <w:lang w:val="en-US"/>
-              </w:rPr>
-            </w:pPr>
-          </w:p>
-        </w:tc>
-        <w:tc>
-          <w:tcPr>
-            <w:tcW w:w="719" w:type="dxa"/>
-            <w:vAlign w:val="bottom"/>
-          </w:tcPr>
-          <w:p>
-            <w:pPr>
-              <w:rPr>
-                <w:lang w:val="en-US"/>
-              </w:rPr>
-            </w:pPr>
-            <w:r>
-              <w:rPr>
-                <w:rFonts w:ascii="Calibri" w:hAnsi="Calibri" w:cs="Calibri"/>
-                <w:color w:val="000000"/>
-              </w:rPr>
-              <w:t>5</w:t>
-            </w:r>
-          </w:p>
-        </w:tc>
-        <w:tc>
-          <w:tcPr>
-            <w:tcW w:w="719" w:type="dxa"/>
-            <w:vAlign w:val="bottom"/>
-          </w:tcPr>
-          <w:p>
-            <w:pPr>
-              <w:rPr>
-                <w:lang w:val="en-US"/>
-              </w:rPr>
-            </w:pPr>
-          </w:p>
-        </w:tc>
-        <w:tc>
-          <w:tcPr>
-            <w:tcW w:w="719" w:type="dxa"/>
-            <w:vAlign w:val="bottom"/>
-          </w:tcPr>
-          <w:p>
-            <w:pPr>
-              <w:rPr>
-                <w:lang w:val="en-US"/>
-              </w:rPr>
-            </w:pPr>
-          </w:p>
-        </w:tc>
-      </w:tr>
-      <w:tr>
-        <w:tc>
-          <w:tcPr>
-            <w:tcW w:w="718" w:type="dxa"/>
-            <w:vAlign w:val="bottom"/>
-          </w:tcPr>
-          <w:p>
-            <w:pPr>
-              <w:rPr>
-                <w:lang w:val="en-US"/>
-              </w:rPr>
-            </w:pPr>
-            <w:r>
-              <w:rPr>
-                <w:rFonts w:ascii="Calibri" w:hAnsi="Calibri" w:cs="Calibri"/>
-                <w:color w:val="000000"/>
-              </w:rPr>
-              <w:t>e8</w:t>
-            </w:r>
-          </w:p>
-        </w:tc>
-        <w:tc>
-          <w:tcPr>
-            <w:tcW w:w="718" w:type="dxa"/>
-            <w:vAlign w:val="bottom"/>
-          </w:tcPr>
-          <w:p>
-            <w:pPr>
-              <w:rPr>
-                <w:lang w:val="en-US"/>
-              </w:rPr>
-            </w:pPr>
-            <w:r>
-              <w:rPr>
-                <w:rFonts w:ascii="Calibri" w:hAnsi="Calibri" w:cs="Calibri"/>
-                <w:color w:val="000000"/>
-              </w:rPr>
-              <w:t>3</w:t>
-            </w:r>
-          </w:p>
-        </w:tc>
-        <w:tc>
-          <w:tcPr>
-            <w:tcW w:w="718" w:type="dxa"/>
-            <w:vAlign w:val="bottom"/>
-          </w:tcPr>
-          <w:p>
-            <w:pPr>
-              <w:rPr>
-                <w:lang w:val="en-US"/>
-              </w:rPr>
-            </w:pPr>
-            <w:r>
-              <w:rPr>
-                <w:rFonts w:ascii="Calibri" w:hAnsi="Calibri" w:cs="Calibri"/>
-                <w:color w:val="000000"/>
-              </w:rPr>
-              <w:t>1</w:t>
-            </w:r>
-          </w:p>
-        </w:tc>
-        <w:tc>
-          <w:tcPr>
-            <w:tcW w:w="719" w:type="dxa"/>
-            <w:vAlign w:val="bottom"/>
-          </w:tcPr>
-          <w:p>
-            <w:pPr>
-              <w:rPr>
-                <w:lang w:val="en-US"/>
-              </w:rPr>
-            </w:pPr>
-            <w:r>
-              <w:rPr>
-                <w:rFonts w:ascii="Calibri" w:hAnsi="Calibri" w:cs="Calibri"/>
-                <w:color w:val="000000"/>
-              </w:rPr>
-              <w:t>5</w:t>
-            </w:r>
-          </w:p>
-        </w:tc>
-        <w:tc>
-          <w:tcPr>
-            <w:tcW w:w="719" w:type="dxa"/>
-            <w:vAlign w:val="bottom"/>
-          </w:tcPr>
-          <w:p>
-            <w:pPr>
-              <w:rPr>
-                <w:lang w:val="en-US"/>
-              </w:rPr>
-            </w:pPr>
-          </w:p>
-        </w:tc>
-        <w:tc>
-          <w:tcPr>
-            <w:tcW w:w="719" w:type="dxa"/>
-            <w:vAlign w:val="bottom"/>
-          </w:tcPr>
-          <w:p>
-            <w:pPr>
-              <w:rPr>
-                <w:lang w:val="en-US"/>
-              </w:rPr>
-            </w:pPr>
-          </w:p>
-        </w:tc>
-        <w:tc>
-          <w:tcPr>
-            <w:tcW w:w="719" w:type="dxa"/>
-            <w:vAlign w:val="bottom"/>
-          </w:tcPr>
-          <w:p>
-            <w:pPr>
-              <w:rPr>
-                <w:lang w:val="en-US"/>
-              </w:rPr>
-            </w:pPr>
-            <w:r>
-              <w:rPr>
-                <w:rFonts w:ascii="Calibri" w:hAnsi="Calibri" w:cs="Calibri"/>
-                <w:color w:val="000000"/>
-              </w:rPr>
-              <w:t>5</w:t>
-            </w:r>
-          </w:p>
-        </w:tc>
-        <w:tc>
-          <w:tcPr>
-            <w:tcW w:w="719" w:type="dxa"/>
-            <w:vAlign w:val="bottom"/>
-          </w:tcPr>
-          <w:p>
-            <w:pPr>
-              <w:rPr>
-                <w:lang w:val="en-US"/>
-              </w:rPr>
-            </w:pPr>
-          </w:p>
-        </w:tc>
-        <w:tc>
-          <w:tcPr>
-            <w:tcW w:w="719" w:type="dxa"/>
-            <w:vAlign w:val="bottom"/>
-          </w:tcPr>
-          <w:p>
-            <w:pPr>
-              <w:rPr>
-                <w:lang w:val="en-US"/>
-              </w:rPr>
-            </w:pPr>
-            <w:r>
-              <w:rPr>
-                <w:rFonts w:ascii="Calibri" w:hAnsi="Calibri" w:cs="Calibri"/>
-                <w:color w:val="000000"/>
-              </w:rPr>
-              <w:t>0</w:t>
-            </w:r>
-          </w:p>
-        </w:tc>
-        <w:tc>
-          <w:tcPr>
-            <w:tcW w:w="719" w:type="dxa"/>
-            <w:vAlign w:val="bottom"/>
-          </w:tcPr>
-          <w:p>
-            <w:pPr>
-              <w:rPr>
-                <w:lang w:val="en-US"/>
-              </w:rPr>
-            </w:pPr>
-            <w:r>
-              <w:rPr>
-                <w:rFonts w:ascii="Calibri" w:hAnsi="Calibri" w:cs="Calibri"/>
-                <w:color w:val="000000"/>
-              </w:rPr>
-              <w:t>2</w:t>
-            </w:r>
-          </w:p>
-        </w:tc>
-        <w:tc>
-          <w:tcPr>
-            <w:tcW w:w="719" w:type="dxa"/>
-            <w:vAlign w:val="bottom"/>
-          </w:tcPr>
-          <w:p>
-            <w:pPr>
-              <w:rPr>
-                <w:lang w:val="en-US"/>
-              </w:rPr>
-            </w:pPr>
-          </w:p>
-        </w:tc>
-        <w:tc>
-          <w:tcPr>
-            <w:tcW w:w="719" w:type="dxa"/>
-            <w:vAlign w:val="bottom"/>
-          </w:tcPr>
-          <w:p>
-            <w:pPr>
-              <w:rPr>
-                <w:lang w:val="en-US"/>
-              </w:rPr>
-            </w:pPr>
-          </w:p>
-        </w:tc>
-        <w:tc>
-          <w:tcPr>
-            <w:tcW w:w="719" w:type="dxa"/>
-            <w:vAlign w:val="bottom"/>
-          </w:tcPr>
-          <w:p>
-            <w:pPr>
-              <w:rPr>
-                <w:lang w:val="en-US"/>
-              </w:rPr>
-            </w:pPr>
-          </w:p>
-        </w:tc>
-      </w:tr>
-      <w:tr>
-        <w:tc>
-          <w:tcPr>
-            <w:tcW w:w="718" w:type="dxa"/>
-            <w:vAlign w:val="bottom"/>
-          </w:tcPr>
-          <w:p>
-            <w:pPr>
-              <w:rPr>
-                <w:lang w:val="en-US"/>
-              </w:rPr>
-            </w:pPr>
-            <w:r>
-              <w:rPr>
-                <w:rFonts w:ascii="Calibri" w:hAnsi="Calibri" w:cs="Calibri"/>
-                <w:color w:val="000000"/>
-              </w:rPr>
-              <w:t>e9</w:t>
-            </w:r>
-          </w:p>
-        </w:tc>
-        <w:tc>
-          <w:tcPr>
-            <w:tcW w:w="718" w:type="dxa"/>
-            <w:vAlign w:val="bottom"/>
-          </w:tcPr>
-          <w:p>
-            <w:pPr>
-              <w:rPr>
-                <w:lang w:val="en-US"/>
-              </w:rPr>
-            </w:pPr>
-            <w:r>
-              <w:rPr>
-                <w:rFonts w:ascii="Calibri" w:hAnsi="Calibri" w:cs="Calibri"/>
-                <w:color w:val="000000"/>
-              </w:rPr>
-              <w:t>4</w:t>
-            </w:r>
-          </w:p>
-        </w:tc>
-        <w:tc>
-          <w:tcPr>
-            <w:tcW w:w="718" w:type="dxa"/>
-            <w:vAlign w:val="bottom"/>
-          </w:tcPr>
-          <w:p>
-            <w:pPr>
-              <w:rPr>
-                <w:lang w:val="en-US"/>
-              </w:rPr>
-            </w:pPr>
-            <w:r>
-              <w:rPr>
-                <w:rFonts w:ascii="Calibri" w:hAnsi="Calibri" w:cs="Calibri"/>
-                <w:color w:val="000000"/>
-              </w:rPr>
-              <w:t>4</w:t>
-            </w:r>
-          </w:p>
-        </w:tc>
-        <w:tc>
-          <w:tcPr>
-            <w:tcW w:w="719" w:type="dxa"/>
-            <w:vAlign w:val="bottom"/>
-          </w:tcPr>
-          <w:p>
-            <w:pPr>
-              <w:rPr>
-                <w:lang w:val="en-US"/>
-              </w:rPr>
-            </w:pPr>
-            <w:r>
-              <w:rPr>
-                <w:rFonts w:ascii="Calibri" w:hAnsi="Calibri" w:cs="Calibri"/>
-                <w:color w:val="000000"/>
-              </w:rPr>
-              <w:t>2</w:t>
-            </w:r>
-          </w:p>
-        </w:tc>
-        <w:tc>
-          <w:tcPr>
-            <w:tcW w:w="719" w:type="dxa"/>
-            <w:vAlign w:val="bottom"/>
-          </w:tcPr>
-          <w:p>
-            <w:pPr>
-              <w:rPr>
-                <w:lang w:val="en-US"/>
-              </w:rPr>
-            </w:pPr>
-            <w:r>
-              <w:rPr>
-                <w:rFonts w:ascii="Calibri" w:hAnsi="Calibri" w:cs="Calibri"/>
-                <w:color w:val="000000"/>
-              </w:rPr>
-              <w:t>5</w:t>
-            </w:r>
-          </w:p>
-        </w:tc>
-        <w:tc>
-          <w:tcPr>
-            <w:tcW w:w="719" w:type="dxa"/>
-            <w:vAlign w:val="bottom"/>
-          </w:tcPr>
-          <w:p>
-            <w:pPr>
-              <w:rPr>
-                <w:lang w:val="en-US"/>
-              </w:rPr>
-            </w:pPr>
-          </w:p>
-        </w:tc>
-        <w:tc>
-          <w:tcPr>
-            <w:tcW w:w="719" w:type="dxa"/>
-            <w:vAlign w:val="bottom"/>
-          </w:tcPr>
-          <w:p>
-            <w:pPr>
-              <w:rPr>
-                <w:lang w:val="en-US"/>
-              </w:rPr>
-            </w:pPr>
-          </w:p>
-        </w:tc>
-        <w:tc>
-          <w:tcPr>
-            <w:tcW w:w="719" w:type="dxa"/>
-            <w:vAlign w:val="bottom"/>
-          </w:tcPr>
-          <w:p>
-            <w:pPr>
-              <w:rPr>
-                <w:lang w:val="en-US"/>
-              </w:rPr>
-            </w:pPr>
-          </w:p>
-        </w:tc>
-        <w:tc>
-          <w:tcPr>
-            <w:tcW w:w="719" w:type="dxa"/>
-            <w:vAlign w:val="bottom"/>
-          </w:tcPr>
-          <w:p>
-            <w:pPr>
-              <w:rPr>
-                <w:lang w:val="en-US"/>
-              </w:rPr>
-            </w:pPr>
-            <w:r>
-              <w:rPr>
-                <w:rFonts w:ascii="Calibri" w:hAnsi="Calibri" w:cs="Calibri"/>
-                <w:color w:val="000000"/>
-              </w:rPr>
-              <w:t>2</w:t>
-            </w:r>
-          </w:p>
-        </w:tc>
-        <w:tc>
-          <w:tcPr>
-            <w:tcW w:w="719" w:type="dxa"/>
-            <w:vAlign w:val="bottom"/>
-          </w:tcPr>
-          <w:p>
-            <w:pPr>
-              <w:rPr>
-                <w:lang w:val="en-US"/>
-              </w:rPr>
-            </w:pPr>
-            <w:r>
-              <w:rPr>
-                <w:rFonts w:ascii="Calibri" w:hAnsi="Calibri" w:cs="Calibri"/>
-                <w:color w:val="000000"/>
-              </w:rPr>
-              <w:t>0</w:t>
-            </w:r>
-          </w:p>
-        </w:tc>
-        <w:tc>
-          <w:tcPr>
-            <w:tcW w:w="719" w:type="dxa"/>
-            <w:vAlign w:val="bottom"/>
-          </w:tcPr>
-          <w:p>
-            <w:pPr>
-              <w:rPr>
-                <w:lang w:val="en-US"/>
-              </w:rPr>
-            </w:pPr>
-            <w:r>
-              <w:rPr>
-                <w:rFonts w:ascii="Calibri" w:hAnsi="Calibri" w:cs="Calibri"/>
-                <w:color w:val="000000"/>
-              </w:rPr>
-              <w:t>5</w:t>
-            </w:r>
-          </w:p>
-        </w:tc>
-        <w:tc>
-          <w:tcPr>
-            <w:tcW w:w="719" w:type="dxa"/>
-            <w:vAlign w:val="bottom"/>
-          </w:tcPr>
-          <w:p>
-            <w:pPr>
-              <w:rPr>
-                <w:lang w:val="en-US"/>
-              </w:rPr>
-            </w:pPr>
-          </w:p>
-        </w:tc>
-        <w:tc>
-          <w:tcPr>
-            <w:tcW w:w="719" w:type="dxa"/>
-            <w:vAlign w:val="bottom"/>
-          </w:tcPr>
-          <w:p>
-            <w:pPr>
-              <w:rPr>
-                <w:lang w:val="en-US"/>
-              </w:rPr>
-            </w:pPr>
-            <w:r>
-              <w:rPr>
-                <w:rFonts w:ascii="Calibri" w:hAnsi="Calibri" w:cs="Calibri"/>
-                <w:color w:val="000000"/>
-              </w:rPr>
-              <w:t>1</w:t>
-            </w:r>
-          </w:p>
-        </w:tc>
-      </w:tr>
-      <w:tr>
-        <w:tc>
-          <w:tcPr>
-            <w:tcW w:w="718" w:type="dxa"/>
-            <w:vAlign w:val="bottom"/>
-          </w:tcPr>
-          <w:p>
-            <w:pPr>
-              <w:rPr>
-                <w:lang w:val="en-US"/>
-              </w:rPr>
-            </w:pPr>
-            <w:r>
-              <w:rPr>
-                <w:rFonts w:ascii="Calibri" w:hAnsi="Calibri" w:cs="Calibri"/>
-                <w:color w:val="000000"/>
-              </w:rPr>
-              <w:t>e10</w:t>
-            </w:r>
-          </w:p>
-        </w:tc>
-        <w:tc>
-          <w:tcPr>
-            <w:tcW w:w="718" w:type="dxa"/>
-            <w:vAlign w:val="bottom"/>
-          </w:tcPr>
-          <w:p>
-            <w:pPr>
-              <w:rPr>
-                <w:lang w:val="en-US"/>
-              </w:rPr>
-            </w:pPr>
-            <w:r>
-              <w:rPr>
-                <w:rFonts w:ascii="Calibri" w:hAnsi="Calibri" w:cs="Calibri"/>
-                <w:color w:val="000000"/>
-              </w:rPr>
-              <w:t>2</w:t>
-            </w:r>
-          </w:p>
-        </w:tc>
-        <w:tc>
-          <w:tcPr>
-            <w:tcW w:w="718" w:type="dxa"/>
-            <w:vAlign w:val="bottom"/>
-          </w:tcPr>
-          <w:p>
-            <w:pPr>
-              <w:rPr>
-                <w:lang w:val="en-US"/>
-              </w:rPr>
-            </w:pPr>
-          </w:p>
-        </w:tc>
-        <w:tc>
-          <w:tcPr>
-            <w:tcW w:w="719" w:type="dxa"/>
-            <w:vAlign w:val="bottom"/>
-          </w:tcPr>
-          <w:p>
-            <w:pPr>
-              <w:rPr>
-                <w:lang w:val="en-US"/>
-              </w:rPr>
-            </w:pPr>
-            <w:r>
-              <w:rPr>
-                <w:rFonts w:ascii="Calibri" w:hAnsi="Calibri" w:cs="Calibri"/>
-                <w:color w:val="000000"/>
-              </w:rPr>
-              <w:t>3</w:t>
-            </w:r>
-          </w:p>
-        </w:tc>
-        <w:tc>
-          <w:tcPr>
-            <w:tcW w:w="719" w:type="dxa"/>
-            <w:vAlign w:val="bottom"/>
-          </w:tcPr>
-          <w:p>
-            <w:pPr>
-              <w:rPr>
-                <w:lang w:val="en-US"/>
-              </w:rPr>
-            </w:pPr>
-            <w:r>
-              <w:rPr>
-                <w:rFonts w:ascii="Calibri" w:hAnsi="Calibri" w:cs="Calibri"/>
-                <w:color w:val="000000"/>
-              </w:rPr>
-              <w:t>5</w:t>
-            </w:r>
-          </w:p>
-        </w:tc>
-        <w:tc>
-          <w:tcPr>
-            <w:tcW w:w="719" w:type="dxa"/>
-            <w:vAlign w:val="bottom"/>
-          </w:tcPr>
-          <w:p>
-            <w:pPr>
-              <w:rPr>
-                <w:lang w:val="en-US"/>
-              </w:rPr>
-            </w:pPr>
-          </w:p>
-        </w:tc>
-        <w:tc>
-          <w:tcPr>
-            <w:tcW w:w="719" w:type="dxa"/>
-            <w:vAlign w:val="bottom"/>
-          </w:tcPr>
-          <w:p>
-            <w:pPr>
-              <w:rPr>
-                <w:lang w:val="en-US"/>
-              </w:rPr>
-            </w:pPr>
-            <w:r>
-              <w:rPr>
-                <w:rFonts w:ascii="Calibri" w:hAnsi="Calibri" w:cs="Calibri"/>
-                <w:color w:val="000000"/>
-              </w:rPr>
-              <w:t>1</w:t>
-            </w:r>
-          </w:p>
-        </w:tc>
-        <w:tc>
-          <w:tcPr>
-            <w:tcW w:w="719" w:type="dxa"/>
-            <w:vAlign w:val="bottom"/>
-          </w:tcPr>
-          <w:p>
-            <w:pPr>
-              <w:rPr>
-                <w:lang w:val="en-US"/>
-              </w:rPr>
-            </w:pPr>
-            <w:r>
-              <w:rPr>
-                <w:rFonts w:ascii="Calibri" w:hAnsi="Calibri" w:cs="Calibri"/>
-                <w:color w:val="000000"/>
-              </w:rPr>
-              <w:t>5</w:t>
-            </w:r>
-          </w:p>
-        </w:tc>
-        <w:tc>
-          <w:tcPr>
-            <w:tcW w:w="719" w:type="dxa"/>
-            <w:vAlign w:val="bottom"/>
-          </w:tcPr>
-          <w:p>
-            <w:pPr>
-              <w:rPr>
-                <w:lang w:val="en-US"/>
-              </w:rPr>
-            </w:pPr>
-          </w:p>
-        </w:tc>
-        <w:tc>
-          <w:tcPr>
-            <w:tcW w:w="719" w:type="dxa"/>
-            <w:vAlign w:val="bottom"/>
-          </w:tcPr>
-          <w:p>
-            <w:pPr>
-              <w:rPr>
-                <w:lang w:val="en-US"/>
-              </w:rPr>
-            </w:pPr>
-            <w:r>
-              <w:rPr>
-                <w:rFonts w:ascii="Calibri" w:hAnsi="Calibri" w:cs="Calibri"/>
-                <w:color w:val="000000"/>
-              </w:rPr>
-              <w:t>5</w:t>
-            </w:r>
-          </w:p>
-        </w:tc>
-        <w:tc>
-          <w:tcPr>
-            <w:tcW w:w="719" w:type="dxa"/>
-            <w:vAlign w:val="bottom"/>
-          </w:tcPr>
-          <w:p>
-            <w:pPr>
-              <w:rPr>
-                <w:lang w:val="en-US"/>
-              </w:rPr>
-            </w:pPr>
-            <w:r>
-              <w:rPr>
-                <w:rFonts w:ascii="Calibri" w:hAnsi="Calibri" w:cs="Calibri"/>
-                <w:color w:val="000000"/>
-              </w:rPr>
-              <w:t>0</w:t>
-            </w:r>
-          </w:p>
-        </w:tc>
-        <w:tc>
-          <w:tcPr>
-            <w:tcW w:w="719" w:type="dxa"/>
-            <w:vAlign w:val="bottom"/>
-          </w:tcPr>
-          <w:p>
-            <w:pPr>
-              <w:rPr>
-                <w:lang w:val="en-US"/>
-              </w:rPr>
-            </w:pPr>
-            <w:r>
-              <w:rPr>
-                <w:rFonts w:ascii="Calibri" w:hAnsi="Calibri" w:cs="Calibri"/>
-                <w:color w:val="000000"/>
-              </w:rPr>
-              <w:t>4</w:t>
-            </w:r>
-          </w:p>
-        </w:tc>
-        <w:tc>
-          <w:tcPr>
-            <w:tcW w:w="719" w:type="dxa"/>
-            <w:vAlign w:val="bottom"/>
-          </w:tcPr>
-          <w:p>
-            <w:pPr>
-              <w:rPr>
-                <w:lang w:val="en-US"/>
-              </w:rPr>
-            </w:pPr>
-          </w:p>
-        </w:tc>
-      </w:tr>
-      <w:tr>
-        <w:tc>
-          <w:tcPr>
-            <w:tcW w:w="718" w:type="dxa"/>
-            <w:vAlign w:val="bottom"/>
-          </w:tcPr>
-          <w:p>
-            <w:pPr>
-              <w:rPr>
-                <w:lang w:val="en-US"/>
-              </w:rPr>
-            </w:pPr>
-            <w:r>
-              <w:rPr>
-                <w:rFonts w:ascii="Calibri" w:hAnsi="Calibri" w:cs="Calibri"/>
-                <w:color w:val="000000"/>
-              </w:rPr>
-              <w:t>e11</w:t>
-            </w:r>
-          </w:p>
-        </w:tc>
-        <w:tc>
-          <w:tcPr>
-            <w:tcW w:w="718" w:type="dxa"/>
-            <w:vAlign w:val="bottom"/>
-          </w:tcPr>
-          <w:p>
-            <w:pPr>
-              <w:rPr>
-                <w:lang w:val="en-US"/>
-              </w:rPr>
-            </w:pPr>
-            <w:r>
-              <w:rPr>
-                <w:rFonts w:ascii="Calibri" w:hAnsi="Calibri" w:cs="Calibri"/>
-                <w:color w:val="000000"/>
-              </w:rPr>
-              <w:t>2</w:t>
-            </w:r>
-          </w:p>
-        </w:tc>
-        <w:tc>
-          <w:tcPr>
-            <w:tcW w:w="718" w:type="dxa"/>
-            <w:vAlign w:val="bottom"/>
-          </w:tcPr>
-          <w:p>
-            <w:pPr>
-              <w:rPr>
-                <w:lang w:val="en-US"/>
-              </w:rPr>
-            </w:pPr>
-          </w:p>
-        </w:tc>
-        <w:tc>
-          <w:tcPr>
-            <w:tcW w:w="719" w:type="dxa"/>
-            <w:vAlign w:val="bottom"/>
-          </w:tcPr>
-          <w:p>
-            <w:pPr>
-              <w:rPr>
-                <w:lang w:val="en-US"/>
-              </w:rPr>
-            </w:pPr>
-            <w:r>
-              <w:rPr>
-                <w:rFonts w:ascii="Calibri" w:hAnsi="Calibri" w:cs="Calibri"/>
-                <w:color w:val="000000"/>
-              </w:rPr>
-              <w:t>2</w:t>
-            </w:r>
-          </w:p>
-        </w:tc>
-        <w:tc>
-          <w:tcPr>
-            <w:tcW w:w="719" w:type="dxa"/>
-            <w:vAlign w:val="bottom"/>
-          </w:tcPr>
-          <w:p>
-            <w:pPr>
-              <w:rPr>
-                <w:lang w:val="en-US"/>
-              </w:rPr>
-            </w:pPr>
-            <w:r>
-              <w:rPr>
-                <w:rFonts w:ascii="Calibri" w:hAnsi="Calibri" w:cs="Calibri"/>
-                <w:color w:val="000000"/>
-              </w:rPr>
-              <w:t>2</w:t>
-            </w:r>
-          </w:p>
-        </w:tc>
-        <w:tc>
-          <w:tcPr>
-            <w:tcW w:w="719" w:type="dxa"/>
-            <w:vAlign w:val="bottom"/>
-          </w:tcPr>
-          <w:p>
-            <w:pPr>
-              <w:rPr>
-                <w:lang w:val="en-US"/>
-              </w:rPr>
-            </w:pPr>
-          </w:p>
-        </w:tc>
-        <w:tc>
-          <w:tcPr>
-            <w:tcW w:w="719" w:type="dxa"/>
-            <w:vAlign w:val="bottom"/>
-          </w:tcPr>
-          <w:p>
-            <w:pPr>
-              <w:rPr>
-                <w:lang w:val="en-US"/>
-              </w:rPr>
-            </w:pPr>
-            <w:r>
-              <w:rPr>
-                <w:rFonts w:ascii="Calibri" w:hAnsi="Calibri" w:cs="Calibri"/>
-                <w:color w:val="000000"/>
-              </w:rPr>
-              <w:t>4</w:t>
-            </w:r>
-          </w:p>
-        </w:tc>
-        <w:tc>
-          <w:tcPr>
-            <w:tcW w:w="719" w:type="dxa"/>
-            <w:vAlign w:val="bottom"/>
-          </w:tcPr>
-          <w:p>
-            <w:pPr>
-              <w:rPr>
-                <w:lang w:val="en-US"/>
-              </w:rPr>
-            </w:pPr>
-          </w:p>
-        </w:tc>
-        <w:tc>
-          <w:tcPr>
-            <w:tcW w:w="719" w:type="dxa"/>
-            <w:vAlign w:val="bottom"/>
-          </w:tcPr>
-          <w:p>
-            <w:pPr>
-              <w:rPr>
-                <w:lang w:val="en-US"/>
-              </w:rPr>
-            </w:pPr>
-          </w:p>
-        </w:tc>
-        <w:tc>
-          <w:tcPr>
-            <w:tcW w:w="719" w:type="dxa"/>
-            <w:vAlign w:val="bottom"/>
-          </w:tcPr>
-          <w:p>
-            <w:pPr>
-              <w:rPr>
-                <w:lang w:val="en-US"/>
-              </w:rPr>
-            </w:pPr>
-          </w:p>
-        </w:tc>
-        <w:tc>
-          <w:tcPr>
-            <w:tcW w:w="719" w:type="dxa"/>
-            <w:vAlign w:val="bottom"/>
-          </w:tcPr>
-          <w:p>
-            <w:pPr>
-              <w:rPr>
-                <w:lang w:val="en-US"/>
-              </w:rPr>
-            </w:pPr>
-            <w:r>
-              <w:rPr>
-                <w:rFonts w:ascii="Calibri" w:hAnsi="Calibri" w:cs="Calibri"/>
-                <w:color w:val="000000"/>
-              </w:rPr>
-              <w:t>4</w:t>
-            </w:r>
-          </w:p>
-        </w:tc>
-        <w:tc>
-          <w:tcPr>
-            <w:tcW w:w="719" w:type="dxa"/>
-            <w:vAlign w:val="bottom"/>
-          </w:tcPr>
-          <w:p>
-            <w:pPr>
-              <w:rPr>
-                <w:lang w:val="en-US"/>
-              </w:rPr>
-            </w:pPr>
-            <w:r>
-              <w:rPr>
-                <w:rFonts w:ascii="Calibri" w:hAnsi="Calibri" w:cs="Calibri"/>
-                <w:color w:val="000000"/>
-              </w:rPr>
-              <w:t>0</w:t>
-            </w:r>
-          </w:p>
-        </w:tc>
-        <w:tc>
-          <w:tcPr>
-            <w:tcW w:w="719" w:type="dxa"/>
-            <w:vAlign w:val="bottom"/>
-          </w:tcPr>
-          <w:p>
-            <w:pPr>
-              <w:rPr>
-                <w:lang w:val="en-US"/>
-              </w:rPr>
-            </w:pPr>
-          </w:p>
-        </w:tc>
-      </w:tr>
-      <w:tr>
-        <w:tc>
-          <w:tcPr>
-            <w:tcW w:w="718" w:type="dxa"/>
-            <w:vAlign w:val="bottom"/>
-          </w:tcPr>
-          <w:p>
-            <w:pPr>
-              <w:rPr>
-                <w:lang w:val="en-US"/>
-              </w:rPr>
-            </w:pPr>
-            <w:r>
-              <w:rPr>
-                <w:rFonts w:ascii="Calibri" w:hAnsi="Calibri" w:cs="Calibri"/>
-                <w:color w:val="000000"/>
-              </w:rPr>
-              <w:t>e12</w:t>
-            </w:r>
-          </w:p>
-        </w:tc>
-        <w:tc>
-          <w:tcPr>
-            <w:tcW w:w="718" w:type="dxa"/>
-            <w:vAlign w:val="bottom"/>
-          </w:tcPr>
-          <w:p>
-            <w:pPr>
-              <w:rPr>
-                <w:lang w:val="en-US"/>
-              </w:rPr>
-            </w:pPr>
-          </w:p>
-        </w:tc>
-        <w:tc>
-          <w:tcPr>
-            <w:tcW w:w="718" w:type="dxa"/>
-            <w:vAlign w:val="bottom"/>
-          </w:tcPr>
-          <w:p>
-            <w:pPr>
-              <w:rPr>
-                <w:lang w:val="en-US"/>
-              </w:rPr>
-            </w:pPr>
-            <w:r>
-              <w:rPr>
-                <w:rFonts w:ascii="Calibri" w:hAnsi="Calibri" w:cs="Calibri"/>
-                <w:color w:val="000000"/>
-              </w:rPr>
-              <w:t>2</w:t>
-            </w:r>
-          </w:p>
-        </w:tc>
-        <w:tc>
-          <w:tcPr>
-            <w:tcW w:w="719" w:type="dxa"/>
-            <w:vAlign w:val="bottom"/>
-          </w:tcPr>
-          <w:p>
-            <w:pPr>
-              <w:rPr>
-                <w:lang w:val="en-US"/>
-              </w:rPr>
-            </w:pPr>
-          </w:p>
-        </w:tc>
-        <w:tc>
-          <w:tcPr>
-            <w:tcW w:w="719" w:type="dxa"/>
-            <w:vAlign w:val="bottom"/>
-          </w:tcPr>
-          <w:p>
-            <w:pPr>
-              <w:rPr>
-                <w:lang w:val="en-US"/>
-              </w:rPr>
-            </w:pPr>
-            <w:r>
-              <w:rPr>
-                <w:rFonts w:ascii="Calibri" w:hAnsi="Calibri" w:cs="Calibri"/>
-                <w:color w:val="000000"/>
-              </w:rPr>
-              <w:t>5</w:t>
-            </w:r>
-          </w:p>
-        </w:tc>
-        <w:tc>
-          <w:tcPr>
-            <w:tcW w:w="719" w:type="dxa"/>
-            <w:vAlign w:val="bottom"/>
-          </w:tcPr>
-          <w:p>
-            <w:pPr>
-              <w:rPr>
-                <w:lang w:val="en-US"/>
-              </w:rPr>
-            </w:pPr>
-          </w:p>
-        </w:tc>
-        <w:tc>
-          <w:tcPr>
-            <w:tcW w:w="719" w:type="dxa"/>
-            <w:vAlign w:val="bottom"/>
-          </w:tcPr>
-          <w:p>
-            <w:pPr>
-              <w:rPr>
-                <w:lang w:val="en-US"/>
-              </w:rPr>
-            </w:pPr>
-            <w:r>
-              <w:rPr>
-                <w:rFonts w:ascii="Calibri" w:hAnsi="Calibri" w:cs="Calibri"/>
-                <w:color w:val="000000"/>
-              </w:rPr>
-              <w:t>5</w:t>
-            </w:r>
-          </w:p>
-        </w:tc>
-        <w:tc>
-          <w:tcPr>
-            <w:tcW w:w="719" w:type="dxa"/>
-            <w:vAlign w:val="bottom"/>
-          </w:tcPr>
-          <w:p>
-            <w:pPr>
-              <w:rPr>
-                <w:lang w:val="en-US"/>
-              </w:rPr>
-            </w:pPr>
-          </w:p>
-        </w:tc>
-        <w:tc>
-          <w:tcPr>
-            <w:tcW w:w="719" w:type="dxa"/>
-            <w:vAlign w:val="bottom"/>
-          </w:tcPr>
-          <w:p>
-            <w:pPr>
-              <w:rPr>
-                <w:lang w:val="en-US"/>
-              </w:rPr>
-            </w:pPr>
-          </w:p>
-        </w:tc>
-        <w:tc>
-          <w:tcPr>
-            <w:tcW w:w="719" w:type="dxa"/>
-            <w:vAlign w:val="bottom"/>
-          </w:tcPr>
-          <w:p>
-            <w:pPr>
-              <w:rPr>
-                <w:lang w:val="en-US"/>
-              </w:rPr>
-            </w:pPr>
-            <w:r>
-              <w:rPr>
-                <w:rFonts w:ascii="Calibri" w:hAnsi="Calibri" w:cs="Calibri"/>
-                <w:color w:val="000000"/>
-              </w:rPr>
-              <w:t>1</w:t>
-            </w:r>
-          </w:p>
-        </w:tc>
-        <w:tc>
-          <w:tcPr>
-            <w:tcW w:w="719" w:type="dxa"/>
-            <w:vAlign w:val="bottom"/>
-          </w:tcPr>
-          <w:p>
-            <w:pPr>
-              <w:rPr>
-                <w:lang w:val="en-US"/>
-              </w:rPr>
-            </w:pPr>
-          </w:p>
-        </w:tc>
-        <w:tc>
-          <w:tcPr>
-            <w:tcW w:w="719" w:type="dxa"/>
-            <w:vAlign w:val="bottom"/>
-          </w:tcPr>
-          <w:p>
-            <w:pPr>
-              <w:rPr>
-                <w:lang w:val="en-US"/>
-              </w:rPr>
-            </w:pPr>
-          </w:p>
-        </w:tc>
-        <w:tc>
-          <w:tcPr>
-            <w:tcW w:w="719" w:type="dxa"/>
-            <w:vAlign w:val="bottom"/>
-          </w:tcPr>
-          <w:p>
-            <w:pPr>
-              <w:rPr>
-                <w:lang w:val="en-US"/>
-              </w:rPr>
-            </w:pPr>
-            <w:r>
-              <w:rPr>
-                <w:rFonts w:ascii="Calibri" w:hAnsi="Calibri" w:cs="Calibri"/>
-                <w:color w:val="000000"/>
-              </w:rPr>
-              <w:t>0</w:t>
-            </w:r>
-          </w:p>
-        </w:tc>
-      </w:tr>
-    </w:tbl>
-    <w:p>
-      <w:pPr>
-        <w:rPr>
-          <w:lang w:val="en-US"/>
-        </w:rPr>
-      </w:pPr>
-    </w:p>
-    <w:p>
-      <w:pPr>
-        <w:jc w:val="center"/>
-        <w:rPr>
-          <w:rFonts w:cs="Times New Roman"/>
-          <w:szCs w:val="28"/>
-          <w:lang w:val="en-US"/>
-        </w:rPr>
-      </w:pPr>
-      <w:r>
-        <w:rPr>
-          <w:rFonts w:cs="Times New Roman"/>
-          <w:szCs w:val="28"/>
-        </w:rPr>
-        <w:t>Решение</w:t>
-      </w:r>
-    </w:p>
-    <w:p/>
     <w:sectPr>
-      <w:footerReference w:type="default" r:id="rId8"/>
+      <w:footerReference w:type="default" r:id="rId9"/>
       <w:pgSz w:w="11906" w:h="16838" w:code="9"/>
       <w:pgMar w:top="1134" w:right="851" w:bottom="1134" w:left="1701" w:header="709" w:footer="709" w:gutter="0"/>
       <w:cols w:space="708"/>
@@ -3381,7 +352,6 @@
         <w:docPartUnique/>
       </w:docPartObj>
     </w:sdtPr>
-    <w:sdtEndPr/>
     <w:sdtContent>
       <w:p>
         <w:pPr>

--- a/discrete_math/second_term/Добкес_ДЗ_6.docx
+++ b/discrete_math/second_term/Добкес_ДЗ_6.docx
@@ -241,32 +241,25 @@
       </w:r>
     </w:p>
     <w:p>
-      <w:pPr>
-        <w:rPr>
-          <w:rFonts w:ascii="Arial" w:hAnsi="Arial" w:cs="Arial"/>
-          <w:color w:val="1D1D1F"/>
-          <w:shd w:val="clear" w:color="auto" w:fill="FFFFFF"/>
-        </w:rPr>
-      </w:pPr>
       <w:r>
-        <w:rPr>
-          <w:rFonts w:ascii="Arial" w:hAnsi="Arial" w:cs="Arial"/>
-          <w:color w:val="1D1D1F"/>
-          <w:shd w:val="clear" w:color="auto" w:fill="FFFFFF"/>
-        </w:rPr>
-        <w:t>Построим знаковый ориентированный граф, который будет показывать финансовые обязательства между людьми. Вершины графа – это люди. Есть ребро (u, v) =&gt; u дал v деньги в долг. Если на ребре стоит +, то это значит, что v вернул долг. Если на ребре стоит минус, то значит, что v не вернул долг.</w:t>
+        <w:t>Построим знаковый ориентированный граф, который показывает выделение бюджетных средств. Вершины графа – это государственные ведомства и организации. Есть ребро (u, v) =&gt; u выделяет средства v. Если на ребре стоит +, то это значит, что финансирование выделено. Если на ребре стоит минус, то значит, что финансирование отклонено</w:t>
       </w:r>
-    </w:p>
-    <w:p>
+      <w:r>
+        <w:tab/>
+      </w:r>
+      <w:r>
+        <w:t>.</w:t>
+      </w:r>
       <w:r>
         <w:rPr>
           <w:noProof/>
+          <w:lang w:val="en-US"/>
         </w:rPr>
         <w:drawing>
-          <wp:inline distT="0" distB="0" distL="0" distR="0" wp14:anchorId="501DC2E4" wp14:editId="6095D254">
-            <wp:extent cx="5939790" cy="4940300"/>
-            <wp:effectExtent l="0" t="0" r="3810" b="0"/>
-            <wp:docPr id="1358674683" name="Picture 1" descr="A diagram of a network&#10;&#10;AI-generated content may be incorrect."/>
+          <wp:inline distT="0" distB="0" distL="0" distR="0" wp14:anchorId="3903255E" wp14:editId="3ECADC02">
+            <wp:extent cx="5939790" cy="2840355"/>
+            <wp:effectExtent l="0" t="0" r="3810" b="4445"/>
+            <wp:docPr id="1942919165" name="Graphic 1"/>
             <wp:cNvGraphicFramePr>
               <a:graphicFrameLocks xmlns:a="http://schemas.openxmlformats.org/drawingml/2006/main" noChangeAspect="1"/>
             </wp:cNvGraphicFramePr>
@@ -274,14 +267,14 @@
               <a:graphicData uri="http://schemas.openxmlformats.org/drawingml/2006/picture">
                 <pic:pic xmlns:pic="http://schemas.openxmlformats.org/drawingml/2006/picture">
                   <pic:nvPicPr>
-                    <pic:cNvPr id="1358674683" name="Picture 1" descr="A diagram of a network&#10;&#10;AI-generated content may be incorrect."/>
+                    <pic:cNvPr id="1942919165" name="Graphic 1942919165"/>
                     <pic:cNvPicPr/>
                   </pic:nvPicPr>
                   <pic:blipFill>
                     <a:blip r:embed="rId8">
                       <a:extLst>
-                        <a:ext uri="{28A0092B-C50C-407E-A947-70E740481C1C}">
-                          <a14:useLocalDpi xmlns:a14="http://schemas.microsoft.com/office/drawing/2010/main" val="0"/>
+                        <a:ext uri="{96DAC541-7B7A-43D3-8B79-37D633B846F1}">
+                          <asvg:svgBlip xmlns:asvg="http://schemas.microsoft.com/office/drawing/2016/SVG/main" r:embed="rId9"/>
                         </a:ext>
                       </a:extLst>
                     </a:blip>
@@ -292,7 +285,7 @@
                   <pic:spPr>
                     <a:xfrm>
                       <a:off x="0" y="0"/>
-                      <a:ext cx="5939790" cy="4940300"/>
+                      <a:ext cx="5939790" cy="2840355"/>
                     </a:xfrm>
                     <a:prstGeom prst="rect">
                       <a:avLst/>
@@ -306,7 +299,7 @@
       </w:r>
     </w:p>
     <w:sectPr>
-      <w:footerReference w:type="default" r:id="rId9"/>
+      <w:footerReference w:type="default" r:id="rId10"/>
       <w:pgSz w:w="11906" w:h="16838" w:code="9"/>
       <w:pgMar w:top="1134" w:right="851" w:bottom="1134" w:left="1701" w:header="709" w:footer="709" w:gutter="0"/>
       <w:cols w:space="708"/>
@@ -352,6 +345,7 @@
         <w:docPartUnique/>
       </w:docPartObj>
     </w:sdtPr>
+    <w:sdtEndPr/>
     <w:sdtContent>
       <w:p>
         <w:pPr>
